--- a/02_programa-anual-k11/Planificacion_7mo_Makerspace_Academy.docx
+++ b/02_programa-anual-k11/Planificacion_7mo_Makerspace_Academy.docx
@@ -210,31 +210,13 @@
               </w:rPr>
               <w:br/>
             </w:r>
-            <w:proofErr w:type="spellStart"/>
             <w:r>
               <w:rPr>
                 <w:color w:val="1F2937"/>
                 <w:sz w:val="17"/>
               </w:rPr>
-              <w:t>XperiencED</w:t>
-            </w:r>
-            <w:proofErr w:type="spellEnd"/>
-            <w:r>
-              <w:rPr>
-                <w:color w:val="1F2937"/>
-                <w:sz w:val="17"/>
-              </w:rPr>
-              <w:t xml:space="preserve"> </w:t>
-            </w:r>
-            <w:proofErr w:type="spellStart"/>
-            <w:r>
-              <w:rPr>
-                <w:color w:val="1F2937"/>
-                <w:sz w:val="17"/>
-              </w:rPr>
-              <w:t>Kids</w:t>
-            </w:r>
-            <w:proofErr w:type="spellEnd"/>
+              <w:t>XperiencED Kids</w:t>
+            </w:r>
           </w:p>
         </w:tc>
       </w:tr>
@@ -414,31 +396,7 @@
     <w:p/>
     <w:p>
       <w:r>
-        <w:t xml:space="preserve">Cada semana se implementa mediante la metodología </w:t>
-      </w:r>
-      <w:proofErr w:type="spellStart"/>
-      <w:r>
-        <w:t>XperiencED</w:t>
-      </w:r>
-      <w:proofErr w:type="spellEnd"/>
-      <w:r>
-        <w:t xml:space="preserve"> </w:t>
-      </w:r>
-      <w:proofErr w:type="spellStart"/>
-      <w:r>
-        <w:t>Kids</w:t>
-      </w:r>
-      <w:proofErr w:type="spellEnd"/>
-      <w:r>
-        <w:t xml:space="preserve">, asegurando una </w:t>
-      </w:r>
-      <w:proofErr w:type="spellStart"/>
-      <w:r>
-        <w:t>microsecuencia</w:t>
-      </w:r>
-      <w:proofErr w:type="spellEnd"/>
-      <w:r>
-        <w:t xml:space="preserve"> de:</w:t>
+        <w:t>Cada semana se implementa mediante la metodología XperiencED Kids, asegurando una microsecuencia de:</w:t>
       </w:r>
     </w:p>
     <w:p/>
@@ -455,19 +413,10 @@
         <w:t>Inspiración → Experimentación → Reflexión</w:t>
       </w:r>
     </w:p>
+    <w:p/>
     <w:p>
       <w:r>
-        <w:t>E</w:t>
-      </w:r>
-    </w:p>
-    <w:p>
-      <w:proofErr w:type="spellStart"/>
-      <w:r>
-        <w:t>sto</w:t>
-      </w:r>
-      <w:proofErr w:type="spellEnd"/>
-      <w:r>
-        <w:t xml:space="preserve"> significa que cada clase inicia conectando el reto con los intereses, gustos o experiencias de los estudiantes; continúa con construcción, programación, pruebas, errores y mejoras; y cierra con una reflexión breve que permite documentar lo aprendido y definir el siguiente paso.</w:t>
+        <w:t>Esto significa que cada clase inicia conectando el reto con los intereses, gustos o experiencias de los estudiantes; continúa con construcción, programación, pruebas, errores y mejoras; y cierra con una reflexión breve que permite documentar lo aprendido y definir el siguiente paso.</w:t>
       </w:r>
     </w:p>
     <w:p>
@@ -498,55 +447,13 @@
     <w:p/>
     <w:p>
       <w:r>
-        <w:t xml:space="preserve">Durante el año se utilizarán herramientas como Arduino Starter Kit, </w:t>
-      </w:r>
-      <w:proofErr w:type="spellStart"/>
-      <w:proofErr w:type="gramStart"/>
-      <w:r>
-        <w:t>micro:bit</w:t>
-      </w:r>
-      <w:proofErr w:type="spellEnd"/>
-      <w:proofErr w:type="gramEnd"/>
-      <w:r>
-        <w:t xml:space="preserve"> según disponibilidad, sensores externos, </w:t>
-      </w:r>
-      <w:proofErr w:type="spellStart"/>
-      <w:r>
-        <w:t>LEDs</w:t>
-      </w:r>
-      <w:proofErr w:type="spellEnd"/>
-      <w:r>
-        <w:t xml:space="preserve">, </w:t>
-      </w:r>
-      <w:proofErr w:type="spellStart"/>
-      <w:r>
-        <w:t>buzzers</w:t>
-      </w:r>
-      <w:proofErr w:type="spellEnd"/>
-      <w:r>
-        <w:t>, servos, motores, estructuras simples, impresión 3D o corte láser supervisado para soportes y carcasas.</w:t>
+        <w:t>Durante el año se utilizarán herramientas como Arduino Starter Kit, micro:bit según disponibilidad, sensores externos, LEDs, buzzers, servos, motores, estructuras simples, impresión 3D o corte láser supervisado para soportes y carcasas.</w:t>
       </w:r>
     </w:p>
     <w:p/>
     <w:p>
       <w:r>
-        <w:t xml:space="preserve">El Kit de </w:t>
-      </w:r>
-      <w:proofErr w:type="spellStart"/>
-      <w:r>
-        <w:t>Sumobot</w:t>
-      </w:r>
-      <w:proofErr w:type="spellEnd"/>
-      <w:r>
-        <w:t xml:space="preserve"> podrá utilizarse de forma exploratoria para observar sensores, motores, movimiento, estructura, comportamiento robótico y relación entre código y acción física. En 7.º no se espera todavía una competencia formal de </w:t>
-      </w:r>
-      <w:proofErr w:type="spellStart"/>
-      <w:r>
-        <w:t>Sumobot</w:t>
-      </w:r>
-      <w:proofErr w:type="spellEnd"/>
-      <w:r>
-        <w:t>, sino una aproximación inicial que prepare la progresión hacia robots móviles, navegación y retos técnicos en 8.º y 9.º.</w:t>
+        <w:t>El Kit de Sumobot podrá utilizarse de forma exploratoria para observar sensores, motores, movimiento, estructura, comportamiento robótico y relación entre código y acción física. En 7.º no se espera todavía una competencia formal de Sumobot, sino una aproximación inicial que prepare la progresión hacia robots móviles, navegación y retos técnicos en 8.º y 9.º.</w:t>
       </w:r>
     </w:p>
     <w:p>
@@ -660,21 +567,12 @@
                 <w:rFonts w:ascii="Arial" w:hAnsi="Arial" w:cs="Arial"/>
               </w:rPr>
             </w:pPr>
-            <w:proofErr w:type="spellStart"/>
             <w:r>
               <w:rPr>
                 <w:rFonts w:ascii="Arial" w:eastAsia="Arial" w:hAnsi="Arial" w:cs="Arial"/>
                 <w:sz w:val="17"/>
               </w:rPr>
-              <w:t>Competencias</w:t>
-            </w:r>
-            <w:proofErr w:type="spellEnd"/>
-            <w:r>
-              <w:rPr>
-                <w:rFonts w:ascii="Arial" w:eastAsia="Arial" w:hAnsi="Arial" w:cs="Arial"/>
-                <w:sz w:val="17"/>
-              </w:rPr>
-              <w:t xml:space="preserve"> maker</w:t>
+              <w:t>Competencias maker</w:t>
             </w:r>
           </w:p>
         </w:tc>
@@ -1056,31 +954,7 @@
     <w:p/>
     <w:p>
       <w:r>
-        <w:t xml:space="preserve">Ambos proyectos deberán incluir evidencias de inspiración, diseño, construcción, programación, pruebas, errores, mejoras, reflexión y comunicación en un espacio tipo </w:t>
-      </w:r>
-      <w:proofErr w:type="gramStart"/>
-      <w:r>
-        <w:t>Show</w:t>
-      </w:r>
-      <w:proofErr w:type="gramEnd"/>
-      <w:r>
-        <w:t xml:space="preserve"> </w:t>
-      </w:r>
-      <w:proofErr w:type="spellStart"/>
-      <w:r>
-        <w:t>your</w:t>
-      </w:r>
-      <w:proofErr w:type="spellEnd"/>
-      <w:r>
-        <w:t xml:space="preserve"> </w:t>
-      </w:r>
-      <w:proofErr w:type="spellStart"/>
-      <w:r>
-        <w:t>work</w:t>
-      </w:r>
-      <w:proofErr w:type="spellEnd"/>
-      <w:r>
-        <w:t>.</w:t>
+        <w:t>Ambos proyectos deberán incluir evidencias de inspiración, diseño, construcción, programación, pruebas, errores, mejoras, reflexión y comunicación en un espacio tipo Show your work.</w:t>
       </w:r>
     </w:p>
     <w:p>
@@ -1133,7 +1007,6 @@
                 <w:rFonts w:ascii="Arial" w:hAnsi="Arial" w:cs="Arial"/>
               </w:rPr>
             </w:pPr>
-            <w:proofErr w:type="spellStart"/>
             <w:r>
               <w:rPr>
                 <w:rFonts w:ascii="Arial" w:eastAsia="Arial" w:hAnsi="Arial" w:cs="Arial"/>
@@ -1141,37 +1014,7 @@
                 <w:color w:val="FFFFFF"/>
                 <w:sz w:val="16"/>
               </w:rPr>
-              <w:t>Momento</w:t>
-            </w:r>
-            <w:proofErr w:type="spellEnd"/>
-            <w:r>
-              <w:rPr>
-                <w:rFonts w:ascii="Arial" w:eastAsia="Arial" w:hAnsi="Arial" w:cs="Arial"/>
-                <w:b/>
-                <w:color w:val="FFFFFF"/>
-                <w:sz w:val="16"/>
-              </w:rPr>
-              <w:t xml:space="preserve"> </w:t>
-            </w:r>
-            <w:proofErr w:type="spellStart"/>
-            <w:r>
-              <w:rPr>
-                <w:rFonts w:ascii="Arial" w:eastAsia="Arial" w:hAnsi="Arial" w:cs="Arial"/>
-                <w:b/>
-                <w:color w:val="FFFFFF"/>
-                <w:sz w:val="16"/>
-              </w:rPr>
-              <w:t>XperiencED</w:t>
-            </w:r>
-            <w:proofErr w:type="spellEnd"/>
-            <w:r>
-              <w:rPr>
-                <w:rFonts w:ascii="Arial" w:eastAsia="Arial" w:hAnsi="Arial" w:cs="Arial"/>
-                <w:b/>
-                <w:color w:val="FFFFFF"/>
-                <w:sz w:val="16"/>
-              </w:rPr>
-              <w:t xml:space="preserve"> Kids</w:t>
+              <w:t>Momento XperiencED Kids</w:t>
             </w:r>
           </w:p>
         </w:tc>
@@ -1528,23 +1371,7 @@
           <w:color w:val="1F2937"/>
           <w:sz w:val="19"/>
         </w:rPr>
-        <w:t xml:space="preserve"> comprender </w:t>
-      </w:r>
-      <w:proofErr w:type="gramStart"/>
-      <w:r>
-        <w:rPr>
-          <w:color w:val="1F2937"/>
-          <w:sz w:val="19"/>
-        </w:rPr>
-        <w:t>el modelo entrada</w:t>
-      </w:r>
-      <w:proofErr w:type="gramEnd"/>
-      <w:r>
-        <w:rPr>
-          <w:color w:val="1F2937"/>
-          <w:sz w:val="19"/>
-        </w:rPr>
-        <w:t xml:space="preserve"> → proceso → salida mediante sensores, actuadores y programación básica, diseñando un sistema automático relacionado con intereses, gustos o necesidades cercanas de los estudiantes.</w:t>
+        <w:t xml:space="preserve"> comprender el modelo entrada → proceso → salida mediante sensores, actuadores y programación básica, diseñando un sistema automático relacionado con intereses, gustos o necesidades cercanas de los estudiantes.</w:t>
       </w:r>
     </w:p>
     <w:p/>
@@ -1676,7 +1503,6 @@
                 <w:rFonts w:ascii="Arial" w:hAnsi="Arial" w:cs="Arial"/>
               </w:rPr>
             </w:pPr>
-            <w:proofErr w:type="spellStart"/>
             <w:r>
               <w:rPr>
                 <w:rFonts w:ascii="Arial" w:hAnsi="Arial" w:cs="Arial"/>
@@ -1684,17 +1510,7 @@
                 <w:color w:val="FFFFFF"/>
                 <w:sz w:val="10"/>
               </w:rPr>
-              <w:t>Competencia</w:t>
-            </w:r>
-            <w:proofErr w:type="spellEnd"/>
-            <w:r>
-              <w:rPr>
-                <w:rFonts w:ascii="Arial" w:hAnsi="Arial" w:cs="Arial"/>
-                <w:b/>
-                <w:color w:val="FFFFFF"/>
-                <w:sz w:val="10"/>
-              </w:rPr>
-              <w:t xml:space="preserve"> maker</w:t>
+              <w:t>Competencia maker</w:t>
             </w:r>
           </w:p>
         </w:tc>
@@ -1913,21 +1729,12 @@
                 <w:rFonts w:ascii="Arial" w:hAnsi="Arial" w:cs="Arial"/>
               </w:rPr>
             </w:pPr>
-            <w:proofErr w:type="spellStart"/>
-            <w:r>
-              <w:rPr>
-                <w:rFonts w:ascii="Arial" w:hAnsi="Arial" w:cs="Arial"/>
-                <w:sz w:val="10"/>
-              </w:rPr>
-              <w:t>Mentalidad</w:t>
-            </w:r>
-            <w:proofErr w:type="spellEnd"/>
-            <w:r>
-              <w:rPr>
-                <w:rFonts w:ascii="Arial" w:hAnsi="Arial" w:cs="Arial"/>
-                <w:sz w:val="10"/>
-              </w:rPr>
-              <w:t xml:space="preserve"> maker</w:t>
+            <w:r>
+              <w:rPr>
+                <w:rFonts w:ascii="Arial" w:hAnsi="Arial" w:cs="Arial"/>
+                <w:sz w:val="10"/>
+              </w:rPr>
+              <w:t>Mentalidad maker</w:t>
             </w:r>
           </w:p>
         </w:tc>
@@ -2089,17 +1896,8 @@
                 <w:rFonts w:ascii="Arial" w:hAnsi="Arial" w:cs="Arial"/>
                 <w:sz w:val="10"/>
               </w:rPr>
-              <w:t xml:space="preserve">Cultura maker y </w:t>
-            </w:r>
-            <w:proofErr w:type="spellStart"/>
-            <w:r>
-              <w:rPr>
-                <w:rFonts w:ascii="Arial" w:hAnsi="Arial" w:cs="Arial"/>
-                <w:sz w:val="10"/>
-              </w:rPr>
-              <w:t>seguridad</w:t>
-            </w:r>
-            <w:proofErr w:type="spellEnd"/>
+              <w:t>Cultura maker y seguridad</w:t>
+            </w:r>
           </w:p>
         </w:tc>
         <w:tc>
@@ -2145,31 +1943,13 @@
                 <w:rFonts w:ascii="Arial" w:hAnsi="Arial" w:cs="Arial"/>
               </w:rPr>
             </w:pPr>
-            <w:proofErr w:type="spellStart"/>
-            <w:r>
-              <w:rPr>
-                <w:rFonts w:ascii="Arial" w:hAnsi="Arial" w:cs="Arial"/>
-                <w:sz w:val="10"/>
-              </w:rPr>
-              <w:t>Seguridad</w:t>
-            </w:r>
-            <w:proofErr w:type="spellEnd"/>
-            <w:r>
-              <w:rPr>
-                <w:rFonts w:ascii="Arial" w:hAnsi="Arial" w:cs="Arial"/>
-                <w:sz w:val="10"/>
-              </w:rPr>
-              <w:t xml:space="preserve"> y </w:t>
-            </w:r>
-            <w:proofErr w:type="spellStart"/>
-            <w:r>
-              <w:rPr>
-                <w:rFonts w:ascii="Arial" w:hAnsi="Arial" w:cs="Arial"/>
-                <w:sz w:val="10"/>
-              </w:rPr>
-              <w:t>colaboración</w:t>
-            </w:r>
-            <w:proofErr w:type="spellEnd"/>
+            <w:r>
+              <w:rPr>
+                <w:rFonts w:ascii="Arial" w:hAnsi="Arial" w:cs="Arial"/>
+                <w:sz w:val="10"/>
+              </w:rPr>
+              <w:t>Seguridad y colaboración</w:t>
+            </w:r>
           </w:p>
         </w:tc>
         <w:tc>
@@ -2247,25 +2027,7 @@
                 <w:sz w:val="10"/>
                 <w:lang w:val="es-CR"/>
               </w:rPr>
-              <w:t xml:space="preserve">Crear roles de equipo: diseñador, programador, constructor, documentador y </w:t>
-            </w:r>
-            <w:proofErr w:type="spellStart"/>
-            <w:r>
-              <w:rPr>
-                <w:rFonts w:ascii="Arial" w:hAnsi="Arial" w:cs="Arial"/>
-                <w:sz w:val="10"/>
-                <w:lang w:val="es-CR"/>
-              </w:rPr>
-              <w:t>tester</w:t>
-            </w:r>
-            <w:proofErr w:type="spellEnd"/>
-            <w:r>
-              <w:rPr>
-                <w:rFonts w:ascii="Arial" w:hAnsi="Arial" w:cs="Arial"/>
-                <w:sz w:val="10"/>
-                <w:lang w:val="es-CR"/>
-              </w:rPr>
-              <w:t>.</w:t>
+              <w:t>Crear roles de equipo: diseñador, programador, constructor, documentador y tester.</w:t>
             </w:r>
           </w:p>
         </w:tc>
@@ -2395,7 +2157,6 @@
                 <w:rFonts w:ascii="Arial" w:hAnsi="Arial" w:cs="Arial"/>
               </w:rPr>
             </w:pPr>
-            <w:proofErr w:type="spellStart"/>
             <w:r>
               <w:rPr>
                 <w:rFonts w:ascii="Arial" w:hAnsi="Arial" w:cs="Arial"/>
@@ -2403,7 +2164,6 @@
               </w:rPr>
               <w:t>Automatización</w:t>
             </w:r>
-            <w:proofErr w:type="spellEnd"/>
           </w:p>
         </w:tc>
         <w:tc>
@@ -2823,31 +2583,13 @@
                 <w:rFonts w:ascii="Arial" w:hAnsi="Arial" w:cs="Arial"/>
               </w:rPr>
             </w:pPr>
-            <w:proofErr w:type="spellStart"/>
-            <w:r>
-              <w:rPr>
-                <w:rFonts w:ascii="Arial" w:hAnsi="Arial" w:cs="Arial"/>
-                <w:sz w:val="10"/>
-              </w:rPr>
-              <w:t>Programación</w:t>
-            </w:r>
-            <w:proofErr w:type="spellEnd"/>
-            <w:r>
-              <w:rPr>
-                <w:rFonts w:ascii="Arial" w:hAnsi="Arial" w:cs="Arial"/>
-                <w:sz w:val="10"/>
-              </w:rPr>
-              <w:t xml:space="preserve"> </w:t>
-            </w:r>
-            <w:proofErr w:type="spellStart"/>
-            <w:r>
-              <w:rPr>
-                <w:rFonts w:ascii="Arial" w:hAnsi="Arial" w:cs="Arial"/>
-                <w:sz w:val="10"/>
-              </w:rPr>
-              <w:t>física</w:t>
-            </w:r>
-            <w:proofErr w:type="spellEnd"/>
+            <w:r>
+              <w:rPr>
+                <w:rFonts w:ascii="Arial" w:hAnsi="Arial" w:cs="Arial"/>
+                <w:sz w:val="10"/>
+              </w:rPr>
+              <w:t>Programación física</w:t>
+            </w:r>
           </w:p>
         </w:tc>
         <w:tc>
@@ -3554,37 +3296,12 @@
                 <w:rFonts w:ascii="Arial" w:hAnsi="Arial" w:cs="Arial"/>
               </w:rPr>
             </w:pPr>
-            <w:proofErr w:type="spellStart"/>
-            <w:r>
-              <w:rPr>
-                <w:rFonts w:ascii="Arial" w:hAnsi="Arial" w:cs="Arial"/>
-                <w:sz w:val="10"/>
-              </w:rPr>
-              <w:t>Programar</w:t>
-            </w:r>
-            <w:proofErr w:type="spellEnd"/>
-            <w:r>
-              <w:rPr>
-                <w:rFonts w:ascii="Arial" w:hAnsi="Arial" w:cs="Arial"/>
-                <w:sz w:val="10"/>
-              </w:rPr>
-              <w:t xml:space="preserve"> </w:t>
-            </w:r>
-            <w:proofErr w:type="spellStart"/>
-            <w:r>
-              <w:rPr>
-                <w:rFonts w:ascii="Arial" w:hAnsi="Arial" w:cs="Arial"/>
-                <w:sz w:val="10"/>
-              </w:rPr>
-              <w:t>condición</w:t>
-            </w:r>
-            <w:proofErr w:type="spellEnd"/>
-            <w:r>
-              <w:rPr>
-                <w:rFonts w:ascii="Arial" w:hAnsi="Arial" w:cs="Arial"/>
-                <w:sz w:val="10"/>
-              </w:rPr>
-              <w:t xml:space="preserve"> simple.</w:t>
+            <w:r>
+              <w:rPr>
+                <w:rFonts w:ascii="Arial" w:hAnsi="Arial" w:cs="Arial"/>
+                <w:sz w:val="10"/>
+              </w:rPr>
+              <w:t>Programar condición simple.</w:t>
             </w:r>
           </w:p>
         </w:tc>
@@ -3796,25 +3513,7 @@
                 <w:sz w:val="10"/>
                 <w:lang w:val="es-CR"/>
               </w:rPr>
-              <w:t xml:space="preserve">Integrar </w:t>
-            </w:r>
-            <w:proofErr w:type="spellStart"/>
-            <w:r>
-              <w:rPr>
-                <w:rFonts w:ascii="Arial" w:hAnsi="Arial" w:cs="Arial"/>
-                <w:sz w:val="10"/>
-                <w:lang w:val="es-CR"/>
-              </w:rPr>
-              <w:t>buzzer</w:t>
-            </w:r>
-            <w:proofErr w:type="spellEnd"/>
-            <w:r>
-              <w:rPr>
-                <w:rFonts w:ascii="Arial" w:hAnsi="Arial" w:cs="Arial"/>
-                <w:sz w:val="10"/>
-                <w:lang w:val="es-CR"/>
-              </w:rPr>
-              <w:t>, servo, motor pequeño o salida visual, con supervisión.</w:t>
+              <w:t>Integrar buzzer, servo, motor pequeño o salida visual, con supervisión.</w:t>
             </w:r>
           </w:p>
         </w:tc>
@@ -3834,53 +3533,12 @@
                 <w:rFonts w:ascii="Arial" w:hAnsi="Arial" w:cs="Arial"/>
               </w:rPr>
             </w:pPr>
-            <w:proofErr w:type="spellStart"/>
-            <w:r>
-              <w:rPr>
-                <w:rFonts w:ascii="Arial" w:hAnsi="Arial" w:cs="Arial"/>
-                <w:sz w:val="10"/>
-              </w:rPr>
-              <w:t>Prueba</w:t>
-            </w:r>
-            <w:proofErr w:type="spellEnd"/>
-            <w:r>
-              <w:rPr>
-                <w:rFonts w:ascii="Arial" w:hAnsi="Arial" w:cs="Arial"/>
-                <w:sz w:val="10"/>
-              </w:rPr>
-              <w:t xml:space="preserve"> </w:t>
-            </w:r>
-            <w:proofErr w:type="spellStart"/>
-            <w:r>
-              <w:rPr>
-                <w:rFonts w:ascii="Arial" w:hAnsi="Arial" w:cs="Arial"/>
-                <w:sz w:val="10"/>
-              </w:rPr>
-              <w:t>funcional</w:t>
-            </w:r>
-            <w:proofErr w:type="spellEnd"/>
-            <w:r>
-              <w:rPr>
-                <w:rFonts w:ascii="Arial" w:hAnsi="Arial" w:cs="Arial"/>
-                <w:sz w:val="10"/>
-              </w:rPr>
-              <w:t xml:space="preserve"> </w:t>
-            </w:r>
-            <w:proofErr w:type="spellStart"/>
-            <w:r>
-              <w:rPr>
-                <w:rFonts w:ascii="Arial" w:hAnsi="Arial" w:cs="Arial"/>
-                <w:sz w:val="10"/>
-              </w:rPr>
-              <w:t>documentada</w:t>
-            </w:r>
-            <w:proofErr w:type="spellEnd"/>
-            <w:r>
-              <w:rPr>
-                <w:rFonts w:ascii="Arial" w:hAnsi="Arial" w:cs="Arial"/>
-                <w:sz w:val="10"/>
-              </w:rPr>
-              <w:t>.</w:t>
+            <w:r>
+              <w:rPr>
+                <w:rFonts w:ascii="Arial" w:hAnsi="Arial" w:cs="Arial"/>
+                <w:sz w:val="10"/>
+              </w:rPr>
+              <w:t>Prueba funcional documentada.</w:t>
             </w:r>
           </w:p>
         </w:tc>
@@ -4270,69 +3928,12 @@
                 <w:rFonts w:ascii="Arial" w:hAnsi="Arial" w:cs="Arial"/>
               </w:rPr>
             </w:pPr>
-            <w:proofErr w:type="spellStart"/>
-            <w:r>
-              <w:rPr>
-                <w:rFonts w:ascii="Arial" w:hAnsi="Arial" w:cs="Arial"/>
-                <w:sz w:val="10"/>
-              </w:rPr>
-              <w:t>Probar</w:t>
-            </w:r>
-            <w:proofErr w:type="spellEnd"/>
-            <w:r>
-              <w:rPr>
-                <w:rFonts w:ascii="Arial" w:hAnsi="Arial" w:cs="Arial"/>
-                <w:sz w:val="10"/>
-              </w:rPr>
-              <w:t xml:space="preserve"> </w:t>
-            </w:r>
-            <w:proofErr w:type="spellStart"/>
-            <w:r>
-              <w:rPr>
-                <w:rFonts w:ascii="Arial" w:hAnsi="Arial" w:cs="Arial"/>
-                <w:sz w:val="10"/>
-              </w:rPr>
-              <w:t>en</w:t>
-            </w:r>
-            <w:proofErr w:type="spellEnd"/>
-            <w:r>
-              <w:rPr>
-                <w:rFonts w:ascii="Arial" w:hAnsi="Arial" w:cs="Arial"/>
-                <w:sz w:val="10"/>
-              </w:rPr>
-              <w:t xml:space="preserve"> </w:t>
-            </w:r>
-            <w:proofErr w:type="spellStart"/>
-            <w:r>
-              <w:rPr>
-                <w:rFonts w:ascii="Arial" w:hAnsi="Arial" w:cs="Arial"/>
-                <w:sz w:val="10"/>
-              </w:rPr>
-              <w:t>distintas</w:t>
-            </w:r>
-            <w:proofErr w:type="spellEnd"/>
-            <w:r>
-              <w:rPr>
-                <w:rFonts w:ascii="Arial" w:hAnsi="Arial" w:cs="Arial"/>
-                <w:sz w:val="10"/>
-              </w:rPr>
-              <w:t xml:space="preserve"> </w:t>
-            </w:r>
-            <w:proofErr w:type="spellStart"/>
-            <w:r>
-              <w:rPr>
-                <w:rFonts w:ascii="Arial" w:hAnsi="Arial" w:cs="Arial"/>
-                <w:sz w:val="10"/>
-              </w:rPr>
-              <w:t>condiciones</w:t>
-            </w:r>
-            <w:proofErr w:type="spellEnd"/>
-            <w:r>
-              <w:rPr>
-                <w:rFonts w:ascii="Arial" w:hAnsi="Arial" w:cs="Arial"/>
-                <w:sz w:val="10"/>
-              </w:rPr>
-              <w:t>.</w:t>
+            <w:r>
+              <w:rPr>
+                <w:rFonts w:ascii="Arial" w:hAnsi="Arial" w:cs="Arial"/>
+                <w:sz w:val="10"/>
+              </w:rPr>
+              <w:t>Probar en distintas condiciones.</w:t>
             </w:r>
           </w:p>
         </w:tc>
@@ -4462,7 +4063,6 @@
                 <w:rFonts w:ascii="Arial" w:hAnsi="Arial" w:cs="Arial"/>
               </w:rPr>
             </w:pPr>
-            <w:proofErr w:type="spellStart"/>
             <w:r>
               <w:rPr>
                 <w:rFonts w:ascii="Arial" w:hAnsi="Arial" w:cs="Arial"/>
@@ -4470,7 +4070,6 @@
               </w:rPr>
               <w:t>Depuración</w:t>
             </w:r>
-            <w:proofErr w:type="spellEnd"/>
           </w:p>
         </w:tc>
         <w:tc>
@@ -4541,37 +4140,12 @@
                 <w:rFonts w:ascii="Arial" w:hAnsi="Arial" w:cs="Arial"/>
               </w:rPr>
             </w:pPr>
-            <w:proofErr w:type="spellStart"/>
-            <w:r>
-              <w:rPr>
-                <w:rFonts w:ascii="Arial" w:hAnsi="Arial" w:cs="Arial"/>
-                <w:sz w:val="10"/>
-              </w:rPr>
-              <w:t>Ajustar</w:t>
-            </w:r>
-            <w:proofErr w:type="spellEnd"/>
-            <w:r>
-              <w:rPr>
-                <w:rFonts w:ascii="Arial" w:hAnsi="Arial" w:cs="Arial"/>
-                <w:sz w:val="10"/>
-              </w:rPr>
-              <w:t xml:space="preserve"> </w:t>
-            </w:r>
-            <w:proofErr w:type="spellStart"/>
-            <w:r>
-              <w:rPr>
-                <w:rFonts w:ascii="Arial" w:hAnsi="Arial" w:cs="Arial"/>
-                <w:sz w:val="10"/>
-              </w:rPr>
-              <w:t>sistema</w:t>
-            </w:r>
-            <w:proofErr w:type="spellEnd"/>
-            <w:r>
-              <w:rPr>
-                <w:rFonts w:ascii="Arial" w:hAnsi="Arial" w:cs="Arial"/>
-                <w:sz w:val="10"/>
-              </w:rPr>
-              <w:t>.</w:t>
+            <w:r>
+              <w:rPr>
+                <w:rFonts w:ascii="Arial" w:hAnsi="Arial" w:cs="Arial"/>
+                <w:sz w:val="10"/>
+              </w:rPr>
+              <w:t>Ajustar sistema.</w:t>
             </w:r>
           </w:p>
         </w:tc>
@@ -4913,7 +4487,6 @@
                 <w:rFonts w:ascii="Arial" w:hAnsi="Arial" w:cs="Arial"/>
               </w:rPr>
             </w:pPr>
-            <w:proofErr w:type="spellStart"/>
             <w:r>
               <w:rPr>
                 <w:rFonts w:ascii="Arial" w:hAnsi="Arial" w:cs="Arial"/>
@@ -4921,7 +4494,6 @@
               </w:rPr>
               <w:t>Prototipado</w:t>
             </w:r>
-            <w:proofErr w:type="spellEnd"/>
           </w:p>
         </w:tc>
         <w:tc>
@@ -5019,53 +4591,12 @@
                 <w:rFonts w:ascii="Arial" w:hAnsi="Arial" w:cs="Arial"/>
               </w:rPr>
             </w:pPr>
-            <w:proofErr w:type="spellStart"/>
-            <w:r>
-              <w:rPr>
-                <w:rFonts w:ascii="Arial" w:hAnsi="Arial" w:cs="Arial"/>
-                <w:sz w:val="10"/>
-              </w:rPr>
-              <w:t>Boceto</w:t>
-            </w:r>
-            <w:proofErr w:type="spellEnd"/>
-            <w:r>
-              <w:rPr>
-                <w:rFonts w:ascii="Arial" w:hAnsi="Arial" w:cs="Arial"/>
-                <w:sz w:val="10"/>
-              </w:rPr>
-              <w:t xml:space="preserve"> </w:t>
-            </w:r>
-            <w:proofErr w:type="spellStart"/>
-            <w:r>
-              <w:rPr>
-                <w:rFonts w:ascii="Arial" w:hAnsi="Arial" w:cs="Arial"/>
-                <w:sz w:val="10"/>
-              </w:rPr>
-              <w:t>técnico</w:t>
-            </w:r>
-            <w:proofErr w:type="spellEnd"/>
-            <w:r>
-              <w:rPr>
-                <w:rFonts w:ascii="Arial" w:hAnsi="Arial" w:cs="Arial"/>
-                <w:sz w:val="10"/>
-              </w:rPr>
-              <w:t xml:space="preserve"> </w:t>
-            </w:r>
-            <w:proofErr w:type="spellStart"/>
-            <w:r>
-              <w:rPr>
-                <w:rFonts w:ascii="Arial" w:hAnsi="Arial" w:cs="Arial"/>
-                <w:sz w:val="10"/>
-              </w:rPr>
-              <w:t>personalizado</w:t>
-            </w:r>
-            <w:proofErr w:type="spellEnd"/>
-            <w:r>
-              <w:rPr>
-                <w:rFonts w:ascii="Arial" w:hAnsi="Arial" w:cs="Arial"/>
-                <w:sz w:val="10"/>
-              </w:rPr>
-              <w:t>.</w:t>
+            <w:r>
+              <w:rPr>
+                <w:rFonts w:ascii="Arial" w:hAnsi="Arial" w:cs="Arial"/>
+                <w:sz w:val="10"/>
+              </w:rPr>
+              <w:t>Boceto técnico personalizado.</w:t>
             </w:r>
           </w:p>
         </w:tc>
@@ -5455,37 +4986,12 @@
                 <w:rFonts w:ascii="Arial" w:hAnsi="Arial" w:cs="Arial"/>
               </w:rPr>
             </w:pPr>
-            <w:proofErr w:type="spellStart"/>
-            <w:r>
-              <w:rPr>
-                <w:rFonts w:ascii="Arial" w:hAnsi="Arial" w:cs="Arial"/>
-                <w:sz w:val="10"/>
-              </w:rPr>
-              <w:t>Programar</w:t>
-            </w:r>
-            <w:proofErr w:type="spellEnd"/>
-            <w:r>
-              <w:rPr>
-                <w:rFonts w:ascii="Arial" w:hAnsi="Arial" w:cs="Arial"/>
-                <w:sz w:val="10"/>
-              </w:rPr>
-              <w:t xml:space="preserve"> </w:t>
-            </w:r>
-            <w:proofErr w:type="spellStart"/>
-            <w:r>
-              <w:rPr>
-                <w:rFonts w:ascii="Arial" w:hAnsi="Arial" w:cs="Arial"/>
-                <w:sz w:val="10"/>
-              </w:rPr>
-              <w:t>función</w:t>
-            </w:r>
-            <w:proofErr w:type="spellEnd"/>
-            <w:r>
-              <w:rPr>
-                <w:rFonts w:ascii="Arial" w:hAnsi="Arial" w:cs="Arial"/>
-                <w:sz w:val="10"/>
-              </w:rPr>
-              <w:t xml:space="preserve"> principal.</w:t>
+            <w:r>
+              <w:rPr>
+                <w:rFonts w:ascii="Arial" w:hAnsi="Arial" w:cs="Arial"/>
+                <w:sz w:val="10"/>
+              </w:rPr>
+              <w:t>Programar función principal.</w:t>
             </w:r>
           </w:p>
         </w:tc>
@@ -5689,21 +5195,12 @@
                 <w:rFonts w:ascii="Arial" w:hAnsi="Arial" w:cs="Arial"/>
               </w:rPr>
             </w:pPr>
-            <w:proofErr w:type="spellStart"/>
-            <w:r>
-              <w:rPr>
-                <w:rFonts w:ascii="Arial" w:hAnsi="Arial" w:cs="Arial"/>
-                <w:sz w:val="10"/>
-              </w:rPr>
-              <w:t>Ejecutar</w:t>
-            </w:r>
-            <w:proofErr w:type="spellEnd"/>
-            <w:r>
-              <w:rPr>
-                <w:rFonts w:ascii="Arial" w:hAnsi="Arial" w:cs="Arial"/>
-                <w:sz w:val="10"/>
-              </w:rPr>
-              <w:t xml:space="preserve"> de 3 a 5 pruebas.</w:t>
+            <w:r>
+              <w:rPr>
+                <w:rFonts w:ascii="Arial" w:hAnsi="Arial" w:cs="Arial"/>
+                <w:sz w:val="10"/>
+              </w:rPr>
+              <w:t>Ejecutar de 3 a 5 pruebas.</w:t>
             </w:r>
           </w:p>
         </w:tc>
@@ -6118,37 +5615,12 @@
                 <w:rFonts w:ascii="Arial" w:hAnsi="Arial" w:cs="Arial"/>
               </w:rPr>
             </w:pPr>
-            <w:proofErr w:type="spellStart"/>
-            <w:r>
-              <w:rPr>
-                <w:rFonts w:ascii="Arial" w:hAnsi="Arial" w:cs="Arial"/>
-                <w:sz w:val="10"/>
-              </w:rPr>
-              <w:t>Preparar</w:t>
-            </w:r>
-            <w:proofErr w:type="spellEnd"/>
-            <w:r>
-              <w:rPr>
-                <w:rFonts w:ascii="Arial" w:hAnsi="Arial" w:cs="Arial"/>
-                <w:sz w:val="10"/>
-              </w:rPr>
-              <w:t xml:space="preserve"> </w:t>
-            </w:r>
-            <w:proofErr w:type="spellStart"/>
-            <w:r>
-              <w:rPr>
-                <w:rFonts w:ascii="Arial" w:hAnsi="Arial" w:cs="Arial"/>
-                <w:sz w:val="10"/>
-              </w:rPr>
-              <w:t>presentación</w:t>
-            </w:r>
-            <w:proofErr w:type="spellEnd"/>
-            <w:r>
-              <w:rPr>
-                <w:rFonts w:ascii="Arial" w:hAnsi="Arial" w:cs="Arial"/>
-                <w:sz w:val="10"/>
-              </w:rPr>
-              <w:t>.</w:t>
+            <w:r>
+              <w:rPr>
+                <w:rFonts w:ascii="Arial" w:hAnsi="Arial" w:cs="Arial"/>
+                <w:sz w:val="10"/>
+              </w:rPr>
+              <w:t>Preparar presentación.</w:t>
             </w:r>
           </w:p>
         </w:tc>
@@ -6378,53 +5850,12 @@
                 <w:rFonts w:ascii="Arial" w:hAnsi="Arial" w:cs="Arial"/>
               </w:rPr>
             </w:pPr>
-            <w:proofErr w:type="spellStart"/>
-            <w:r>
-              <w:rPr>
-                <w:rFonts w:ascii="Arial" w:hAnsi="Arial" w:cs="Arial"/>
-                <w:sz w:val="10"/>
-              </w:rPr>
-              <w:t>Autoevaluación</w:t>
-            </w:r>
-            <w:proofErr w:type="spellEnd"/>
-            <w:r>
-              <w:rPr>
-                <w:rFonts w:ascii="Arial" w:hAnsi="Arial" w:cs="Arial"/>
-                <w:sz w:val="10"/>
-              </w:rPr>
-              <w:t xml:space="preserve">, </w:t>
-            </w:r>
-            <w:proofErr w:type="spellStart"/>
-            <w:r>
-              <w:rPr>
-                <w:rFonts w:ascii="Arial" w:hAnsi="Arial" w:cs="Arial"/>
-                <w:sz w:val="10"/>
-              </w:rPr>
-              <w:t>coevaluación</w:t>
-            </w:r>
-            <w:proofErr w:type="spellEnd"/>
-            <w:r>
-              <w:rPr>
-                <w:rFonts w:ascii="Arial" w:hAnsi="Arial" w:cs="Arial"/>
-                <w:sz w:val="10"/>
-              </w:rPr>
-              <w:t xml:space="preserve"> y </w:t>
-            </w:r>
-            <w:proofErr w:type="spellStart"/>
-            <w:r>
-              <w:rPr>
-                <w:rFonts w:ascii="Arial" w:hAnsi="Arial" w:cs="Arial"/>
-                <w:sz w:val="10"/>
-              </w:rPr>
-              <w:t>reflexión</w:t>
-            </w:r>
-            <w:proofErr w:type="spellEnd"/>
-            <w:r>
-              <w:rPr>
-                <w:rFonts w:ascii="Arial" w:hAnsi="Arial" w:cs="Arial"/>
-                <w:sz w:val="10"/>
-              </w:rPr>
-              <w:t>.</w:t>
+            <w:r>
+              <w:rPr>
+                <w:rFonts w:ascii="Arial" w:hAnsi="Arial" w:cs="Arial"/>
+                <w:sz w:val="10"/>
+              </w:rPr>
+              <w:t>Autoevaluación, coevaluación y reflexión.</w:t>
             </w:r>
           </w:p>
         </w:tc>
@@ -6598,7 +6029,6 @@
                 <w:rFonts w:ascii="Arial" w:hAnsi="Arial" w:cs="Arial"/>
               </w:rPr>
             </w:pPr>
-            <w:proofErr w:type="spellStart"/>
             <w:r>
               <w:rPr>
                 <w:rFonts w:ascii="Arial" w:hAnsi="Arial" w:cs="Arial"/>
@@ -6606,17 +6036,7 @@
                 <w:color w:val="FFFFFF"/>
                 <w:sz w:val="10"/>
               </w:rPr>
-              <w:t>Competencia</w:t>
-            </w:r>
-            <w:proofErr w:type="spellEnd"/>
-            <w:r>
-              <w:rPr>
-                <w:rFonts w:ascii="Arial" w:hAnsi="Arial" w:cs="Arial"/>
-                <w:b/>
-                <w:color w:val="FFFFFF"/>
-                <w:sz w:val="10"/>
-              </w:rPr>
-              <w:t xml:space="preserve"> maker</w:t>
+              <w:t>Competencia maker</w:t>
             </w:r>
           </w:p>
         </w:tc>
@@ -6835,7 +6255,6 @@
                 <w:rFonts w:ascii="Arial" w:hAnsi="Arial" w:cs="Arial"/>
               </w:rPr>
             </w:pPr>
-            <w:proofErr w:type="spellStart"/>
             <w:r>
               <w:rPr>
                 <w:rFonts w:ascii="Arial" w:hAnsi="Arial" w:cs="Arial"/>
@@ -6843,7 +6262,6 @@
               </w:rPr>
               <w:t>Automatización</w:t>
             </w:r>
-            <w:proofErr w:type="spellEnd"/>
           </w:p>
         </w:tc>
         <w:tc>
@@ -7153,37 +6571,12 @@
                 <w:rFonts w:ascii="Arial" w:hAnsi="Arial" w:cs="Arial"/>
               </w:rPr>
             </w:pPr>
-            <w:proofErr w:type="spellStart"/>
-            <w:r>
-              <w:rPr>
-                <w:rFonts w:ascii="Arial" w:hAnsi="Arial" w:cs="Arial"/>
-                <w:sz w:val="10"/>
-              </w:rPr>
-              <w:t>Ficha</w:t>
-            </w:r>
-            <w:proofErr w:type="spellEnd"/>
-            <w:r>
-              <w:rPr>
-                <w:rFonts w:ascii="Arial" w:hAnsi="Arial" w:cs="Arial"/>
-                <w:sz w:val="10"/>
-              </w:rPr>
-              <w:t xml:space="preserve"> de </w:t>
-            </w:r>
-            <w:proofErr w:type="spellStart"/>
-            <w:r>
-              <w:rPr>
-                <w:rFonts w:ascii="Arial" w:hAnsi="Arial" w:cs="Arial"/>
-                <w:sz w:val="10"/>
-              </w:rPr>
-              <w:t>usuario</w:t>
-            </w:r>
-            <w:proofErr w:type="spellEnd"/>
-            <w:r>
-              <w:rPr>
-                <w:rFonts w:ascii="Arial" w:hAnsi="Arial" w:cs="Arial"/>
-                <w:sz w:val="10"/>
-              </w:rPr>
-              <w:t>.</w:t>
+            <w:r>
+              <w:rPr>
+                <w:rFonts w:ascii="Arial" w:hAnsi="Arial" w:cs="Arial"/>
+                <w:sz w:val="10"/>
+              </w:rPr>
+              <w:t>Ficha de usuario.</w:t>
             </w:r>
           </w:p>
         </w:tc>
@@ -7600,37 +6993,12 @@
                 <w:rFonts w:ascii="Arial" w:hAnsi="Arial" w:cs="Arial"/>
               </w:rPr>
             </w:pPr>
-            <w:proofErr w:type="spellStart"/>
-            <w:r>
-              <w:rPr>
-                <w:rFonts w:ascii="Arial" w:hAnsi="Arial" w:cs="Arial"/>
-                <w:sz w:val="10"/>
-              </w:rPr>
-              <w:t>Boceto</w:t>
-            </w:r>
-            <w:proofErr w:type="spellEnd"/>
-            <w:r>
-              <w:rPr>
-                <w:rFonts w:ascii="Arial" w:hAnsi="Arial" w:cs="Arial"/>
-                <w:sz w:val="10"/>
-              </w:rPr>
-              <w:t xml:space="preserve"> </w:t>
-            </w:r>
-            <w:proofErr w:type="spellStart"/>
-            <w:r>
-              <w:rPr>
-                <w:rFonts w:ascii="Arial" w:hAnsi="Arial" w:cs="Arial"/>
-                <w:sz w:val="10"/>
-              </w:rPr>
-              <w:t>mecánico</w:t>
-            </w:r>
-            <w:proofErr w:type="spellEnd"/>
-            <w:r>
-              <w:rPr>
-                <w:rFonts w:ascii="Arial" w:hAnsi="Arial" w:cs="Arial"/>
-                <w:sz w:val="10"/>
-              </w:rPr>
-              <w:t>.</w:t>
+            <w:r>
+              <w:rPr>
+                <w:rFonts w:ascii="Arial" w:hAnsi="Arial" w:cs="Arial"/>
+                <w:sz w:val="10"/>
+              </w:rPr>
+              <w:t>Boceto mecánico.</w:t>
             </w:r>
           </w:p>
         </w:tc>
@@ -7808,37 +7176,12 @@
                 <w:rFonts w:ascii="Arial" w:hAnsi="Arial" w:cs="Arial"/>
               </w:rPr>
             </w:pPr>
-            <w:proofErr w:type="spellStart"/>
-            <w:r>
-              <w:rPr>
-                <w:rFonts w:ascii="Arial" w:hAnsi="Arial" w:cs="Arial"/>
-                <w:sz w:val="10"/>
-              </w:rPr>
-              <w:t>Probar</w:t>
-            </w:r>
-            <w:proofErr w:type="spellEnd"/>
-            <w:r>
-              <w:rPr>
-                <w:rFonts w:ascii="Arial" w:hAnsi="Arial" w:cs="Arial"/>
-                <w:sz w:val="10"/>
-              </w:rPr>
-              <w:t xml:space="preserve"> sensor </w:t>
-            </w:r>
-            <w:proofErr w:type="spellStart"/>
-            <w:r>
-              <w:rPr>
-                <w:rFonts w:ascii="Arial" w:hAnsi="Arial" w:cs="Arial"/>
-                <w:sz w:val="10"/>
-              </w:rPr>
-              <w:t>aislado</w:t>
-            </w:r>
-            <w:proofErr w:type="spellEnd"/>
-            <w:r>
-              <w:rPr>
-                <w:rFonts w:ascii="Arial" w:hAnsi="Arial" w:cs="Arial"/>
-                <w:sz w:val="10"/>
-              </w:rPr>
-              <w:t>.</w:t>
+            <w:r>
+              <w:rPr>
+                <w:rFonts w:ascii="Arial" w:hAnsi="Arial" w:cs="Arial"/>
+                <w:sz w:val="10"/>
+              </w:rPr>
+              <w:t>Probar sensor aislado.</w:t>
             </w:r>
           </w:p>
         </w:tc>
@@ -8068,37 +7411,12 @@
                 <w:rFonts w:ascii="Arial" w:hAnsi="Arial" w:cs="Arial"/>
               </w:rPr>
             </w:pPr>
-            <w:proofErr w:type="spellStart"/>
-            <w:r>
-              <w:rPr>
-                <w:rFonts w:ascii="Arial" w:hAnsi="Arial" w:cs="Arial"/>
-                <w:sz w:val="10"/>
-              </w:rPr>
-              <w:t>Prueba</w:t>
-            </w:r>
-            <w:proofErr w:type="spellEnd"/>
-            <w:r>
-              <w:rPr>
-                <w:rFonts w:ascii="Arial" w:hAnsi="Arial" w:cs="Arial"/>
-                <w:sz w:val="10"/>
-              </w:rPr>
-              <w:t xml:space="preserve"> </w:t>
-            </w:r>
-            <w:proofErr w:type="spellStart"/>
-            <w:r>
-              <w:rPr>
-                <w:rFonts w:ascii="Arial" w:hAnsi="Arial" w:cs="Arial"/>
-                <w:sz w:val="10"/>
-              </w:rPr>
-              <w:t>documentada</w:t>
-            </w:r>
-            <w:proofErr w:type="spellEnd"/>
-            <w:r>
-              <w:rPr>
-                <w:rFonts w:ascii="Arial" w:hAnsi="Arial" w:cs="Arial"/>
-                <w:sz w:val="10"/>
-              </w:rPr>
-              <w:t>.</w:t>
+            <w:r>
+              <w:rPr>
+                <w:rFonts w:ascii="Arial" w:hAnsi="Arial" w:cs="Arial"/>
+                <w:sz w:val="10"/>
+              </w:rPr>
+              <w:t>Prueba documentada.</w:t>
             </w:r>
           </w:p>
         </w:tc>
@@ -8201,31 +7519,13 @@
                 <w:rFonts w:ascii="Arial" w:hAnsi="Arial" w:cs="Arial"/>
               </w:rPr>
             </w:pPr>
-            <w:proofErr w:type="spellStart"/>
-            <w:r>
-              <w:rPr>
-                <w:rFonts w:ascii="Arial" w:hAnsi="Arial" w:cs="Arial"/>
-                <w:sz w:val="10"/>
-              </w:rPr>
-              <w:t>Prototipado</w:t>
-            </w:r>
-            <w:proofErr w:type="spellEnd"/>
-            <w:r>
-              <w:rPr>
-                <w:rFonts w:ascii="Arial" w:hAnsi="Arial" w:cs="Arial"/>
-                <w:sz w:val="10"/>
-              </w:rPr>
-              <w:t xml:space="preserve"> </w:t>
-            </w:r>
-            <w:proofErr w:type="spellStart"/>
-            <w:r>
-              <w:rPr>
-                <w:rFonts w:ascii="Arial" w:hAnsi="Arial" w:cs="Arial"/>
-                <w:sz w:val="10"/>
-              </w:rPr>
-              <w:t>rápido</w:t>
-            </w:r>
-            <w:proofErr w:type="spellEnd"/>
+            <w:r>
+              <w:rPr>
+                <w:rFonts w:ascii="Arial" w:hAnsi="Arial" w:cs="Arial"/>
+                <w:sz w:val="10"/>
+              </w:rPr>
+              <w:t>Prototipado rápido</w:t>
+            </w:r>
           </w:p>
         </w:tc>
         <w:tc>
@@ -8328,39 +7628,7 @@
                 <w:rFonts w:ascii="Arial" w:hAnsi="Arial" w:cs="Arial"/>
                 <w:sz w:val="10"/>
               </w:rPr>
-              <w:t xml:space="preserve">Foto del </w:t>
-            </w:r>
-            <w:proofErr w:type="spellStart"/>
-            <w:r>
-              <w:rPr>
-                <w:rFonts w:ascii="Arial" w:hAnsi="Arial" w:cs="Arial"/>
-                <w:sz w:val="10"/>
-              </w:rPr>
-              <w:t>prototipo</w:t>
-            </w:r>
-            <w:proofErr w:type="spellEnd"/>
-            <w:r>
-              <w:rPr>
-                <w:rFonts w:ascii="Arial" w:hAnsi="Arial" w:cs="Arial"/>
-                <w:sz w:val="10"/>
-              </w:rPr>
-              <w:t xml:space="preserve"> </w:t>
-            </w:r>
-            <w:proofErr w:type="spellStart"/>
-            <w:r>
-              <w:rPr>
-                <w:rFonts w:ascii="Arial" w:hAnsi="Arial" w:cs="Arial"/>
-                <w:sz w:val="10"/>
-              </w:rPr>
-              <w:t>inicial</w:t>
-            </w:r>
-            <w:proofErr w:type="spellEnd"/>
-            <w:r>
-              <w:rPr>
-                <w:rFonts w:ascii="Arial" w:hAnsi="Arial" w:cs="Arial"/>
-                <w:sz w:val="10"/>
-              </w:rPr>
-              <w:t>.</w:t>
+              <w:t>Foto del prototipo inicial.</w:t>
             </w:r>
           </w:p>
         </w:tc>
@@ -8463,31 +7731,13 @@
                 <w:rFonts w:ascii="Arial" w:hAnsi="Arial" w:cs="Arial"/>
               </w:rPr>
             </w:pPr>
-            <w:proofErr w:type="spellStart"/>
-            <w:r>
-              <w:rPr>
-                <w:rFonts w:ascii="Arial" w:hAnsi="Arial" w:cs="Arial"/>
-                <w:sz w:val="10"/>
-              </w:rPr>
-              <w:t>Documentación</w:t>
-            </w:r>
-            <w:proofErr w:type="spellEnd"/>
-            <w:r>
-              <w:rPr>
-                <w:rFonts w:ascii="Arial" w:hAnsi="Arial" w:cs="Arial"/>
-                <w:sz w:val="10"/>
-              </w:rPr>
-              <w:t xml:space="preserve"> </w:t>
-            </w:r>
-            <w:proofErr w:type="spellStart"/>
-            <w:r>
-              <w:rPr>
-                <w:rFonts w:ascii="Arial" w:hAnsi="Arial" w:cs="Arial"/>
-                <w:sz w:val="10"/>
-              </w:rPr>
-              <w:t>técnica</w:t>
-            </w:r>
-            <w:proofErr w:type="spellEnd"/>
+            <w:r>
+              <w:rPr>
+                <w:rFonts w:ascii="Arial" w:hAnsi="Arial" w:cs="Arial"/>
+                <w:sz w:val="10"/>
+              </w:rPr>
+              <w:t>Documentación técnica</w:t>
+            </w:r>
           </w:p>
         </w:tc>
         <w:tc>
@@ -8585,37 +7835,12 @@
                 <w:rFonts w:ascii="Arial" w:hAnsi="Arial" w:cs="Arial"/>
               </w:rPr>
             </w:pPr>
-            <w:proofErr w:type="spellStart"/>
-            <w:r>
-              <w:rPr>
-                <w:rFonts w:ascii="Arial" w:hAnsi="Arial" w:cs="Arial"/>
-                <w:sz w:val="10"/>
-              </w:rPr>
-              <w:t>Diagrama</w:t>
-            </w:r>
-            <w:proofErr w:type="spellEnd"/>
-            <w:r>
-              <w:rPr>
-                <w:rFonts w:ascii="Arial" w:hAnsi="Arial" w:cs="Arial"/>
-                <w:sz w:val="10"/>
-              </w:rPr>
-              <w:t xml:space="preserve"> </w:t>
-            </w:r>
-            <w:proofErr w:type="spellStart"/>
-            <w:r>
-              <w:rPr>
-                <w:rFonts w:ascii="Arial" w:hAnsi="Arial" w:cs="Arial"/>
-                <w:sz w:val="10"/>
-              </w:rPr>
-              <w:t>completo</w:t>
-            </w:r>
-            <w:proofErr w:type="spellEnd"/>
-            <w:r>
-              <w:rPr>
-                <w:rFonts w:ascii="Arial" w:hAnsi="Arial" w:cs="Arial"/>
-                <w:sz w:val="10"/>
-              </w:rPr>
-              <w:t>.</w:t>
+            <w:r>
+              <w:rPr>
+                <w:rFonts w:ascii="Arial" w:hAnsi="Arial" w:cs="Arial"/>
+                <w:sz w:val="10"/>
+              </w:rPr>
+              <w:t>Diagrama completo.</w:t>
             </w:r>
           </w:p>
         </w:tc>
@@ -8820,37 +8045,12 @@
                 <w:rFonts w:ascii="Arial" w:hAnsi="Arial" w:cs="Arial"/>
               </w:rPr>
             </w:pPr>
-            <w:proofErr w:type="spellStart"/>
-            <w:r>
-              <w:rPr>
-                <w:rFonts w:ascii="Arial" w:hAnsi="Arial" w:cs="Arial"/>
-                <w:sz w:val="10"/>
-              </w:rPr>
-              <w:t>Estructura</w:t>
-            </w:r>
-            <w:proofErr w:type="spellEnd"/>
-            <w:r>
-              <w:rPr>
-                <w:rFonts w:ascii="Arial" w:hAnsi="Arial" w:cs="Arial"/>
-                <w:sz w:val="10"/>
-              </w:rPr>
-              <w:t xml:space="preserve"> </w:t>
-            </w:r>
-            <w:proofErr w:type="spellStart"/>
-            <w:r>
-              <w:rPr>
-                <w:rFonts w:ascii="Arial" w:hAnsi="Arial" w:cs="Arial"/>
-                <w:sz w:val="10"/>
-              </w:rPr>
-              <w:t>inicial</w:t>
-            </w:r>
-            <w:proofErr w:type="spellEnd"/>
-            <w:r>
-              <w:rPr>
-                <w:rFonts w:ascii="Arial" w:hAnsi="Arial" w:cs="Arial"/>
-                <w:sz w:val="10"/>
-              </w:rPr>
-              <w:t>.</w:t>
+            <w:r>
+              <w:rPr>
+                <w:rFonts w:ascii="Arial" w:hAnsi="Arial" w:cs="Arial"/>
+                <w:sz w:val="10"/>
+              </w:rPr>
+              <w:t>Estructura inicial.</w:t>
             </w:r>
           </w:p>
         </w:tc>
@@ -9056,23 +8256,13 @@
                 <w:lang w:val="es-CR"/>
               </w:rPr>
             </w:pPr>
-            <w:proofErr w:type="spellStart"/>
-            <w:r>
-              <w:rPr>
-                <w:rFonts w:ascii="Arial" w:hAnsi="Arial" w:cs="Arial"/>
-                <w:sz w:val="10"/>
-                <w:lang w:val="es-CR"/>
-              </w:rPr>
-              <w:t>Checklist</w:t>
-            </w:r>
-            <w:proofErr w:type="spellEnd"/>
-            <w:r>
-              <w:rPr>
-                <w:rFonts w:ascii="Arial" w:hAnsi="Arial" w:cs="Arial"/>
-                <w:sz w:val="10"/>
-                <w:lang w:val="es-CR"/>
-              </w:rPr>
-              <w:t xml:space="preserve"> de seguridad y foto del montaje.</w:t>
+            <w:r>
+              <w:rPr>
+                <w:rFonts w:ascii="Arial" w:hAnsi="Arial" w:cs="Arial"/>
+                <w:sz w:val="10"/>
+                <w:lang w:val="es-CR"/>
+              </w:rPr>
+              <w:t>Checklist de seguridad y foto del montaje.</w:t>
             </w:r>
           </w:p>
         </w:tc>
@@ -9255,23 +8445,7 @@
                 <w:rFonts w:ascii="Arial" w:hAnsi="Arial" w:cs="Arial"/>
                 <w:sz w:val="10"/>
               </w:rPr>
-              <w:t xml:space="preserve">Código </w:t>
-            </w:r>
-            <w:proofErr w:type="spellStart"/>
-            <w:r>
-              <w:rPr>
-                <w:rFonts w:ascii="Arial" w:hAnsi="Arial" w:cs="Arial"/>
-                <w:sz w:val="10"/>
-              </w:rPr>
-              <w:t>versión</w:t>
-            </w:r>
-            <w:proofErr w:type="spellEnd"/>
-            <w:r>
-              <w:rPr>
-                <w:rFonts w:ascii="Arial" w:hAnsi="Arial" w:cs="Arial"/>
-                <w:sz w:val="10"/>
-              </w:rPr>
-              <w:t xml:space="preserve"> 1.</w:t>
+              <w:t>Código versión 1.</w:t>
             </w:r>
           </w:p>
         </w:tc>
@@ -9474,53 +8648,12 @@
                 <w:rFonts w:ascii="Arial" w:hAnsi="Arial" w:cs="Arial"/>
               </w:rPr>
             </w:pPr>
-            <w:proofErr w:type="spellStart"/>
-            <w:r>
-              <w:rPr>
-                <w:rFonts w:ascii="Arial" w:hAnsi="Arial" w:cs="Arial"/>
-                <w:sz w:val="10"/>
-              </w:rPr>
-              <w:t>Ejecutar</w:t>
-            </w:r>
-            <w:proofErr w:type="spellEnd"/>
-            <w:r>
-              <w:rPr>
-                <w:rFonts w:ascii="Arial" w:hAnsi="Arial" w:cs="Arial"/>
-                <w:sz w:val="10"/>
-              </w:rPr>
-              <w:t xml:space="preserve"> </w:t>
-            </w:r>
-            <w:proofErr w:type="spellStart"/>
-            <w:r>
-              <w:rPr>
-                <w:rFonts w:ascii="Arial" w:hAnsi="Arial" w:cs="Arial"/>
-                <w:sz w:val="10"/>
-              </w:rPr>
-              <w:t>pruebas</w:t>
-            </w:r>
-            <w:proofErr w:type="spellEnd"/>
-            <w:r>
-              <w:rPr>
-                <w:rFonts w:ascii="Arial" w:hAnsi="Arial" w:cs="Arial"/>
-                <w:sz w:val="10"/>
-              </w:rPr>
-              <w:t xml:space="preserve"> </w:t>
-            </w:r>
-            <w:proofErr w:type="spellStart"/>
-            <w:r>
-              <w:rPr>
-                <w:rFonts w:ascii="Arial" w:hAnsi="Arial" w:cs="Arial"/>
-                <w:sz w:val="10"/>
-              </w:rPr>
-              <w:t>repetidas</w:t>
-            </w:r>
-            <w:proofErr w:type="spellEnd"/>
-            <w:r>
-              <w:rPr>
-                <w:rFonts w:ascii="Arial" w:hAnsi="Arial" w:cs="Arial"/>
-                <w:sz w:val="10"/>
-              </w:rPr>
-              <w:t>.</w:t>
+            <w:r>
+              <w:rPr>
+                <w:rFonts w:ascii="Arial" w:hAnsi="Arial" w:cs="Arial"/>
+                <w:sz w:val="10"/>
+              </w:rPr>
+              <w:t>Ejecutar pruebas repetidas.</w:t>
             </w:r>
           </w:p>
         </w:tc>
@@ -9723,37 +8856,12 @@
                 <w:rFonts w:ascii="Arial" w:hAnsi="Arial" w:cs="Arial"/>
               </w:rPr>
             </w:pPr>
-            <w:proofErr w:type="spellStart"/>
-            <w:r>
-              <w:rPr>
-                <w:rFonts w:ascii="Arial" w:hAnsi="Arial" w:cs="Arial"/>
-                <w:sz w:val="10"/>
-              </w:rPr>
-              <w:t>Depuración</w:t>
-            </w:r>
-            <w:proofErr w:type="spellEnd"/>
-            <w:r>
-              <w:rPr>
-                <w:rFonts w:ascii="Arial" w:hAnsi="Arial" w:cs="Arial"/>
-                <w:sz w:val="10"/>
-              </w:rPr>
-              <w:t xml:space="preserve"> </w:t>
-            </w:r>
-            <w:proofErr w:type="spellStart"/>
-            <w:r>
-              <w:rPr>
-                <w:rFonts w:ascii="Arial" w:hAnsi="Arial" w:cs="Arial"/>
-                <w:sz w:val="10"/>
-              </w:rPr>
-              <w:t>por</w:t>
-            </w:r>
-            <w:proofErr w:type="spellEnd"/>
-            <w:r>
-              <w:rPr>
-                <w:rFonts w:ascii="Arial" w:hAnsi="Arial" w:cs="Arial"/>
-                <w:sz w:val="10"/>
-              </w:rPr>
-              <w:t xml:space="preserve"> partes.</w:t>
+            <w:r>
+              <w:rPr>
+                <w:rFonts w:ascii="Arial" w:hAnsi="Arial" w:cs="Arial"/>
+                <w:sz w:val="10"/>
+              </w:rPr>
+              <w:t>Depuración por partes.</w:t>
             </w:r>
           </w:p>
         </w:tc>
@@ -9958,37 +9066,12 @@
                 <w:rFonts w:ascii="Arial" w:hAnsi="Arial" w:cs="Arial"/>
               </w:rPr>
             </w:pPr>
-            <w:proofErr w:type="spellStart"/>
-            <w:r>
-              <w:rPr>
-                <w:rFonts w:ascii="Arial" w:hAnsi="Arial" w:cs="Arial"/>
-                <w:sz w:val="10"/>
-              </w:rPr>
-              <w:t>Ajustar</w:t>
-            </w:r>
-            <w:proofErr w:type="spellEnd"/>
-            <w:r>
-              <w:rPr>
-                <w:rFonts w:ascii="Arial" w:hAnsi="Arial" w:cs="Arial"/>
-                <w:sz w:val="10"/>
-              </w:rPr>
-              <w:t xml:space="preserve"> </w:t>
-            </w:r>
-            <w:proofErr w:type="spellStart"/>
-            <w:r>
-              <w:rPr>
-                <w:rFonts w:ascii="Arial" w:hAnsi="Arial" w:cs="Arial"/>
-                <w:sz w:val="10"/>
-              </w:rPr>
-              <w:t>estructura</w:t>
-            </w:r>
-            <w:proofErr w:type="spellEnd"/>
-            <w:r>
-              <w:rPr>
-                <w:rFonts w:ascii="Arial" w:hAnsi="Arial" w:cs="Arial"/>
-                <w:sz w:val="10"/>
-              </w:rPr>
-              <w:t>.</w:t>
+            <w:r>
+              <w:rPr>
+                <w:rFonts w:ascii="Arial" w:hAnsi="Arial" w:cs="Arial"/>
+                <w:sz w:val="10"/>
+              </w:rPr>
+              <w:t>Ajustar estructura.</w:t>
             </w:r>
           </w:p>
         </w:tc>
@@ -10191,37 +9274,12 @@
                 <w:rFonts w:ascii="Arial" w:hAnsi="Arial" w:cs="Arial"/>
               </w:rPr>
             </w:pPr>
-            <w:proofErr w:type="spellStart"/>
-            <w:r>
-              <w:rPr>
-                <w:rFonts w:ascii="Arial" w:hAnsi="Arial" w:cs="Arial"/>
-                <w:sz w:val="10"/>
-              </w:rPr>
-              <w:t>Ajustar</w:t>
-            </w:r>
-            <w:proofErr w:type="spellEnd"/>
-            <w:r>
-              <w:rPr>
-                <w:rFonts w:ascii="Arial" w:hAnsi="Arial" w:cs="Arial"/>
-                <w:sz w:val="10"/>
-              </w:rPr>
-              <w:t xml:space="preserve"> </w:t>
-            </w:r>
-            <w:proofErr w:type="spellStart"/>
-            <w:r>
-              <w:rPr>
-                <w:rFonts w:ascii="Arial" w:hAnsi="Arial" w:cs="Arial"/>
-                <w:sz w:val="10"/>
-              </w:rPr>
-              <w:t>código</w:t>
-            </w:r>
-            <w:proofErr w:type="spellEnd"/>
-            <w:r>
-              <w:rPr>
-                <w:rFonts w:ascii="Arial" w:hAnsi="Arial" w:cs="Arial"/>
-                <w:sz w:val="10"/>
-              </w:rPr>
-              <w:t>.</w:t>
+            <w:r>
+              <w:rPr>
+                <w:rFonts w:ascii="Arial" w:hAnsi="Arial" w:cs="Arial"/>
+                <w:sz w:val="10"/>
+              </w:rPr>
+              <w:t>Ajustar código.</w:t>
             </w:r>
           </w:p>
         </w:tc>
@@ -10424,53 +9482,12 @@
                 <w:rFonts w:ascii="Arial" w:hAnsi="Arial" w:cs="Arial"/>
               </w:rPr>
             </w:pPr>
-            <w:proofErr w:type="spellStart"/>
-            <w:r>
-              <w:rPr>
-                <w:rFonts w:ascii="Arial" w:hAnsi="Arial" w:cs="Arial"/>
-                <w:sz w:val="10"/>
-              </w:rPr>
-              <w:t>Prueba</w:t>
-            </w:r>
-            <w:proofErr w:type="spellEnd"/>
-            <w:r>
-              <w:rPr>
-                <w:rFonts w:ascii="Arial" w:hAnsi="Arial" w:cs="Arial"/>
-                <w:sz w:val="10"/>
-              </w:rPr>
-              <w:t xml:space="preserve"> </w:t>
-            </w:r>
-            <w:proofErr w:type="spellStart"/>
-            <w:r>
-              <w:rPr>
-                <w:rFonts w:ascii="Arial" w:hAnsi="Arial" w:cs="Arial"/>
-                <w:sz w:val="10"/>
-              </w:rPr>
-              <w:t>cruzada</w:t>
-            </w:r>
-            <w:proofErr w:type="spellEnd"/>
-            <w:r>
-              <w:rPr>
-                <w:rFonts w:ascii="Arial" w:hAnsi="Arial" w:cs="Arial"/>
-                <w:sz w:val="10"/>
-              </w:rPr>
-              <w:t xml:space="preserve"> entre </w:t>
-            </w:r>
-            <w:proofErr w:type="spellStart"/>
-            <w:r>
-              <w:rPr>
-                <w:rFonts w:ascii="Arial" w:hAnsi="Arial" w:cs="Arial"/>
-                <w:sz w:val="10"/>
-              </w:rPr>
-              <w:t>equipos</w:t>
-            </w:r>
-            <w:proofErr w:type="spellEnd"/>
-            <w:r>
-              <w:rPr>
-                <w:rFonts w:ascii="Arial" w:hAnsi="Arial" w:cs="Arial"/>
-                <w:sz w:val="10"/>
-              </w:rPr>
-              <w:t>.</w:t>
+            <w:r>
+              <w:rPr>
+                <w:rFonts w:ascii="Arial" w:hAnsi="Arial" w:cs="Arial"/>
+                <w:sz w:val="10"/>
+              </w:rPr>
+              <w:t>Prueba cruzada entre equipos.</w:t>
             </w:r>
           </w:p>
         </w:tc>
@@ -10673,37 +9690,12 @@
                 <w:rFonts w:ascii="Arial" w:hAnsi="Arial" w:cs="Arial"/>
               </w:rPr>
             </w:pPr>
-            <w:proofErr w:type="spellStart"/>
-            <w:r>
-              <w:rPr>
-                <w:rFonts w:ascii="Arial" w:hAnsi="Arial" w:cs="Arial"/>
-                <w:sz w:val="10"/>
-              </w:rPr>
-              <w:t>Aplicar</w:t>
-            </w:r>
-            <w:proofErr w:type="spellEnd"/>
-            <w:r>
-              <w:rPr>
-                <w:rFonts w:ascii="Arial" w:hAnsi="Arial" w:cs="Arial"/>
-                <w:sz w:val="10"/>
-              </w:rPr>
-              <w:t xml:space="preserve"> </w:t>
-            </w:r>
-            <w:proofErr w:type="spellStart"/>
-            <w:r>
-              <w:rPr>
-                <w:rFonts w:ascii="Arial" w:hAnsi="Arial" w:cs="Arial"/>
-                <w:sz w:val="10"/>
-              </w:rPr>
-              <w:t>mejora</w:t>
-            </w:r>
-            <w:proofErr w:type="spellEnd"/>
-            <w:r>
-              <w:rPr>
-                <w:rFonts w:ascii="Arial" w:hAnsi="Arial" w:cs="Arial"/>
-                <w:sz w:val="10"/>
-              </w:rPr>
-              <w:t xml:space="preserve"> final.</w:t>
+            <w:r>
+              <w:rPr>
+                <w:rFonts w:ascii="Arial" w:hAnsi="Arial" w:cs="Arial"/>
+                <w:sz w:val="10"/>
+              </w:rPr>
+              <w:t>Aplicar mejora final.</w:t>
             </w:r>
           </w:p>
         </w:tc>
@@ -11119,37 +10111,12 @@
                 <w:rFonts w:ascii="Arial" w:hAnsi="Arial" w:cs="Arial"/>
               </w:rPr>
             </w:pPr>
-            <w:proofErr w:type="spellStart"/>
-            <w:r>
-              <w:rPr>
-                <w:rFonts w:ascii="Arial" w:hAnsi="Arial" w:cs="Arial"/>
-                <w:sz w:val="10"/>
-              </w:rPr>
-              <w:t>Ensayo</w:t>
-            </w:r>
-            <w:proofErr w:type="spellEnd"/>
-            <w:r>
-              <w:rPr>
-                <w:rFonts w:ascii="Arial" w:hAnsi="Arial" w:cs="Arial"/>
-                <w:sz w:val="10"/>
-              </w:rPr>
-              <w:t xml:space="preserve"> de </w:t>
-            </w:r>
-            <w:proofErr w:type="spellStart"/>
-            <w:r>
-              <w:rPr>
-                <w:rFonts w:ascii="Arial" w:hAnsi="Arial" w:cs="Arial"/>
-                <w:sz w:val="10"/>
-              </w:rPr>
-              <w:t>presentación</w:t>
-            </w:r>
-            <w:proofErr w:type="spellEnd"/>
-            <w:r>
-              <w:rPr>
-                <w:rFonts w:ascii="Arial" w:hAnsi="Arial" w:cs="Arial"/>
-                <w:sz w:val="10"/>
-              </w:rPr>
-              <w:t>.</w:t>
+            <w:r>
+              <w:rPr>
+                <w:rFonts w:ascii="Arial" w:hAnsi="Arial" w:cs="Arial"/>
+                <w:sz w:val="10"/>
+              </w:rPr>
+              <w:t>Ensayo de presentación.</w:t>
             </w:r>
           </w:p>
         </w:tc>
@@ -12034,7 +11001,6 @@
                 <w:rFonts w:ascii="Arial" w:hAnsi="Arial" w:cs="Arial"/>
               </w:rPr>
             </w:pPr>
-            <w:proofErr w:type="spellStart"/>
             <w:r>
               <w:rPr>
                 <w:rFonts w:ascii="Arial" w:eastAsia="Arial" w:hAnsi="Arial" w:cs="Arial"/>
@@ -12042,29 +11008,8 @@
                 <w:color w:val="FFFFFF"/>
                 <w:sz w:val="14"/>
               </w:rPr>
-              <w:t>Competencia</w:t>
-            </w:r>
-            <w:proofErr w:type="spellEnd"/>
-            <w:r>
-              <w:rPr>
-                <w:rFonts w:ascii="Arial" w:eastAsia="Arial" w:hAnsi="Arial" w:cs="Arial"/>
-                <w:b/>
-                <w:color w:val="FFFFFF"/>
-                <w:sz w:val="14"/>
-              </w:rPr>
-              <w:t xml:space="preserve"> maker </w:t>
-            </w:r>
-            <w:proofErr w:type="spellStart"/>
-            <w:r>
-              <w:rPr>
-                <w:rFonts w:ascii="Arial" w:eastAsia="Arial" w:hAnsi="Arial" w:cs="Arial"/>
-                <w:b/>
-                <w:color w:val="FFFFFF"/>
-                <w:sz w:val="14"/>
-              </w:rPr>
-              <w:t>foco</w:t>
-            </w:r>
-            <w:proofErr w:type="spellEnd"/>
+              <w:t>Competencia maker foco</w:t>
+            </w:r>
           </w:p>
         </w:tc>
         <w:tc>
@@ -12208,153 +11153,85 @@
                 <w:sz w:val="14"/>
                 <w:lang w:val="es-CR"/>
               </w:rPr>
-              <w:t xml:space="preserve">Mentalidad </w:t>
-            </w:r>
-            <w:proofErr w:type="spellStart"/>
+              <w:t>Mentalidad maker, seguridad, automatización inicial</w:t>
+            </w:r>
+          </w:p>
+        </w:tc>
+        <w:tc>
+          <w:tcPr>
+            <w:tcW w:w="1077" w:type="pct"/>
+            <w:tcBorders>
+              <w:top w:val="single" w:sz="4" w:space="0" w:color="B7C3D0"/>
+              <w:left w:val="single" w:sz="4" w:space="0" w:color="B7C3D0"/>
+              <w:bottom w:val="single" w:sz="4" w:space="0" w:color="B7C3D0"/>
+              <w:right w:val="single" w:sz="4" w:space="0" w:color="B7C3D0"/>
+            </w:tcBorders>
+          </w:tcPr>
+          <w:p>
+            <w:pPr>
+              <w:rPr>
+                <w:rFonts w:ascii="Arial" w:hAnsi="Arial" w:cs="Arial"/>
+              </w:rPr>
+            </w:pPr>
             <w:r>
               <w:rPr>
                 <w:rFonts w:ascii="Arial" w:eastAsia="Arial" w:hAnsi="Arial" w:cs="Arial"/>
                 <w:sz w:val="14"/>
-                <w:lang w:val="es-CR"/>
-              </w:rPr>
-              <w:t>maker</w:t>
-            </w:r>
-            <w:proofErr w:type="spellEnd"/>
+              </w:rPr>
+              <w:t>Apropiación tecnológica, ciudadanía digital</w:t>
+            </w:r>
+          </w:p>
+        </w:tc>
+        <w:tc>
+          <w:tcPr>
+            <w:tcW w:w="1128" w:type="pct"/>
+            <w:tcBorders>
+              <w:top w:val="single" w:sz="4" w:space="0" w:color="B7C3D0"/>
+              <w:left w:val="single" w:sz="4" w:space="0" w:color="B7C3D0"/>
+              <w:bottom w:val="single" w:sz="4" w:space="0" w:color="B7C3D0"/>
+              <w:right w:val="single" w:sz="4" w:space="0" w:color="B7C3D0"/>
+            </w:tcBorders>
+          </w:tcPr>
+          <w:p>
+            <w:pPr>
+              <w:rPr>
+                <w:rFonts w:ascii="Arial" w:hAnsi="Arial" w:cs="Arial"/>
+                <w:lang w:val="es-CR"/>
+              </w:rPr>
+            </w:pPr>
             <w:r>
               <w:rPr>
                 <w:rFonts w:ascii="Arial" w:eastAsia="Arial" w:hAnsi="Arial" w:cs="Arial"/>
                 <w:sz w:val="14"/>
                 <w:lang w:val="es-CR"/>
               </w:rPr>
-              <w:t>, seguridad, automatización inicial</w:t>
-            </w:r>
-          </w:p>
-        </w:tc>
-        <w:tc>
-          <w:tcPr>
-            <w:tcW w:w="1077" w:type="pct"/>
-            <w:tcBorders>
-              <w:top w:val="single" w:sz="4" w:space="0" w:color="B7C3D0"/>
-              <w:left w:val="single" w:sz="4" w:space="0" w:color="B7C3D0"/>
-              <w:bottom w:val="single" w:sz="4" w:space="0" w:color="B7C3D0"/>
-              <w:right w:val="single" w:sz="4" w:space="0" w:color="B7C3D0"/>
-            </w:tcBorders>
-          </w:tcPr>
-          <w:p>
-            <w:pPr>
-              <w:rPr>
-                <w:rFonts w:ascii="Arial" w:hAnsi="Arial" w:cs="Arial"/>
-              </w:rPr>
-            </w:pPr>
-            <w:proofErr w:type="spellStart"/>
+              <w:t>Mapa de intereses, acuerdos, diagramas EPS</w:t>
+            </w:r>
+          </w:p>
+        </w:tc>
+        <w:tc>
+          <w:tcPr>
+            <w:tcW w:w="1026" w:type="pct"/>
+            <w:tcBorders>
+              <w:top w:val="single" w:sz="4" w:space="0" w:color="B7C3D0"/>
+              <w:left w:val="single" w:sz="4" w:space="0" w:color="B7C3D0"/>
+              <w:bottom w:val="single" w:sz="4" w:space="0" w:color="B7C3D0"/>
+              <w:right w:val="single" w:sz="4" w:space="0" w:color="B7C3D0"/>
+            </w:tcBorders>
+          </w:tcPr>
+          <w:p>
+            <w:pPr>
+              <w:rPr>
+                <w:rFonts w:ascii="Arial" w:hAnsi="Arial" w:cs="Arial"/>
+              </w:rPr>
+            </w:pPr>
             <w:r>
               <w:rPr>
                 <w:rFonts w:ascii="Arial" w:eastAsia="Arial" w:hAnsi="Arial" w:cs="Arial"/>
                 <w:sz w:val="14"/>
               </w:rPr>
-              <w:t>Apropiación</w:t>
-            </w:r>
-            <w:proofErr w:type="spellEnd"/>
-            <w:r>
-              <w:rPr>
-                <w:rFonts w:ascii="Arial" w:eastAsia="Arial" w:hAnsi="Arial" w:cs="Arial"/>
-                <w:sz w:val="14"/>
-              </w:rPr>
-              <w:t xml:space="preserve"> </w:t>
-            </w:r>
-            <w:proofErr w:type="spellStart"/>
-            <w:r>
-              <w:rPr>
-                <w:rFonts w:ascii="Arial" w:eastAsia="Arial" w:hAnsi="Arial" w:cs="Arial"/>
-                <w:sz w:val="14"/>
-              </w:rPr>
-              <w:t>tecnológica</w:t>
-            </w:r>
-            <w:proofErr w:type="spellEnd"/>
-            <w:r>
-              <w:rPr>
-                <w:rFonts w:ascii="Arial" w:eastAsia="Arial" w:hAnsi="Arial" w:cs="Arial"/>
-                <w:sz w:val="14"/>
-              </w:rPr>
-              <w:t xml:space="preserve">, </w:t>
-            </w:r>
-            <w:proofErr w:type="spellStart"/>
-            <w:r>
-              <w:rPr>
-                <w:rFonts w:ascii="Arial" w:eastAsia="Arial" w:hAnsi="Arial" w:cs="Arial"/>
-                <w:sz w:val="14"/>
-              </w:rPr>
-              <w:t>ciudadanía</w:t>
-            </w:r>
-            <w:proofErr w:type="spellEnd"/>
-            <w:r>
-              <w:rPr>
-                <w:rFonts w:ascii="Arial" w:eastAsia="Arial" w:hAnsi="Arial" w:cs="Arial"/>
-                <w:sz w:val="14"/>
-              </w:rPr>
-              <w:t xml:space="preserve"> digital</w:t>
-            </w:r>
-          </w:p>
-        </w:tc>
-        <w:tc>
-          <w:tcPr>
-            <w:tcW w:w="1128" w:type="pct"/>
-            <w:tcBorders>
-              <w:top w:val="single" w:sz="4" w:space="0" w:color="B7C3D0"/>
-              <w:left w:val="single" w:sz="4" w:space="0" w:color="B7C3D0"/>
-              <w:bottom w:val="single" w:sz="4" w:space="0" w:color="B7C3D0"/>
-              <w:right w:val="single" w:sz="4" w:space="0" w:color="B7C3D0"/>
-            </w:tcBorders>
-          </w:tcPr>
-          <w:p>
-            <w:pPr>
-              <w:rPr>
-                <w:rFonts w:ascii="Arial" w:hAnsi="Arial" w:cs="Arial"/>
-                <w:lang w:val="es-CR"/>
-              </w:rPr>
-            </w:pPr>
-            <w:r>
-              <w:rPr>
-                <w:rFonts w:ascii="Arial" w:eastAsia="Arial" w:hAnsi="Arial" w:cs="Arial"/>
-                <w:sz w:val="14"/>
-                <w:lang w:val="es-CR"/>
-              </w:rPr>
-              <w:t>Mapa de intereses, acuerdos, diagramas EPS</w:t>
-            </w:r>
-          </w:p>
-        </w:tc>
-        <w:tc>
-          <w:tcPr>
-            <w:tcW w:w="1026" w:type="pct"/>
-            <w:tcBorders>
-              <w:top w:val="single" w:sz="4" w:space="0" w:color="B7C3D0"/>
-              <w:left w:val="single" w:sz="4" w:space="0" w:color="B7C3D0"/>
-              <w:bottom w:val="single" w:sz="4" w:space="0" w:color="B7C3D0"/>
-              <w:right w:val="single" w:sz="4" w:space="0" w:color="B7C3D0"/>
-            </w:tcBorders>
-          </w:tcPr>
-          <w:p>
-            <w:pPr>
-              <w:rPr>
-                <w:rFonts w:ascii="Arial" w:hAnsi="Arial" w:cs="Arial"/>
-              </w:rPr>
-            </w:pPr>
-            <w:r>
-              <w:rPr>
-                <w:rFonts w:ascii="Arial" w:eastAsia="Arial" w:hAnsi="Arial" w:cs="Arial"/>
-                <w:sz w:val="14"/>
-              </w:rPr>
-              <w:t xml:space="preserve">Lista de </w:t>
-            </w:r>
-            <w:proofErr w:type="spellStart"/>
-            <w:r>
-              <w:rPr>
-                <w:rFonts w:ascii="Arial" w:eastAsia="Arial" w:hAnsi="Arial" w:cs="Arial"/>
-                <w:sz w:val="14"/>
-              </w:rPr>
-              <w:t>cotejo</w:t>
-            </w:r>
-            <w:proofErr w:type="spellEnd"/>
+              <w:t>Lista de cotejo</w:t>
+            </w:r>
           </w:p>
         </w:tc>
       </w:tr>
@@ -12431,91 +11308,64 @@
                 <w:rFonts w:ascii="Arial" w:hAnsi="Arial" w:cs="Arial"/>
               </w:rPr>
             </w:pPr>
-            <w:proofErr w:type="spellStart"/>
             <w:r>
               <w:rPr>
                 <w:rFonts w:ascii="Arial" w:eastAsia="Arial" w:hAnsi="Arial" w:cs="Arial"/>
                 <w:sz w:val="14"/>
               </w:rPr>
-              <w:t>Programación</w:t>
-            </w:r>
-            <w:proofErr w:type="spellEnd"/>
+              <w:t>Programación y algoritmos</w:t>
+            </w:r>
+          </w:p>
+        </w:tc>
+        <w:tc>
+          <w:tcPr>
+            <w:tcW w:w="1128" w:type="pct"/>
+            <w:tcBorders>
+              <w:top w:val="single" w:sz="4" w:space="0" w:color="B7C3D0"/>
+              <w:left w:val="single" w:sz="4" w:space="0" w:color="B7C3D0"/>
+              <w:bottom w:val="single" w:sz="4" w:space="0" w:color="B7C3D0"/>
+              <w:right w:val="single" w:sz="4" w:space="0" w:color="B7C3D0"/>
+            </w:tcBorders>
+          </w:tcPr>
+          <w:p>
+            <w:pPr>
+              <w:rPr>
+                <w:rFonts w:ascii="Arial" w:hAnsi="Arial" w:cs="Arial"/>
+                <w:lang w:val="es-CR"/>
+              </w:rPr>
+            </w:pPr>
             <w:r>
               <w:rPr>
                 <w:rFonts w:ascii="Arial" w:eastAsia="Arial" w:hAnsi="Arial" w:cs="Arial"/>
                 <w:sz w:val="14"/>
-              </w:rPr>
-              <w:t xml:space="preserve"> y </w:t>
-            </w:r>
-            <w:proofErr w:type="spellStart"/>
+                <w:lang w:val="es-CR"/>
+              </w:rPr>
+              <w:t>Código simple, lecturas de sensor, condición funcional</w:t>
+            </w:r>
+          </w:p>
+        </w:tc>
+        <w:tc>
+          <w:tcPr>
+            <w:tcW w:w="1026" w:type="pct"/>
+            <w:tcBorders>
+              <w:top w:val="single" w:sz="4" w:space="0" w:color="B7C3D0"/>
+              <w:left w:val="single" w:sz="4" w:space="0" w:color="B7C3D0"/>
+              <w:bottom w:val="single" w:sz="4" w:space="0" w:color="B7C3D0"/>
+              <w:right w:val="single" w:sz="4" w:space="0" w:color="B7C3D0"/>
+            </w:tcBorders>
+          </w:tcPr>
+          <w:p>
+            <w:pPr>
+              <w:rPr>
+                <w:rFonts w:ascii="Arial" w:hAnsi="Arial" w:cs="Arial"/>
+              </w:rPr>
+            </w:pPr>
             <w:r>
               <w:rPr>
                 <w:rFonts w:ascii="Arial" w:eastAsia="Arial" w:hAnsi="Arial" w:cs="Arial"/>
                 <w:sz w:val="14"/>
               </w:rPr>
-              <w:t>algoritmos</w:t>
-            </w:r>
-            <w:proofErr w:type="spellEnd"/>
-          </w:p>
-        </w:tc>
-        <w:tc>
-          <w:tcPr>
-            <w:tcW w:w="1128" w:type="pct"/>
-            <w:tcBorders>
-              <w:top w:val="single" w:sz="4" w:space="0" w:color="B7C3D0"/>
-              <w:left w:val="single" w:sz="4" w:space="0" w:color="B7C3D0"/>
-              <w:bottom w:val="single" w:sz="4" w:space="0" w:color="B7C3D0"/>
-              <w:right w:val="single" w:sz="4" w:space="0" w:color="B7C3D0"/>
-            </w:tcBorders>
-          </w:tcPr>
-          <w:p>
-            <w:pPr>
-              <w:rPr>
-                <w:rFonts w:ascii="Arial" w:hAnsi="Arial" w:cs="Arial"/>
-                <w:lang w:val="es-CR"/>
-              </w:rPr>
-            </w:pPr>
-            <w:r>
-              <w:rPr>
-                <w:rFonts w:ascii="Arial" w:eastAsia="Arial" w:hAnsi="Arial" w:cs="Arial"/>
-                <w:sz w:val="14"/>
-                <w:lang w:val="es-CR"/>
-              </w:rPr>
-              <w:t>Código simple, lecturas de sensor, condición funcional</w:t>
-            </w:r>
-          </w:p>
-        </w:tc>
-        <w:tc>
-          <w:tcPr>
-            <w:tcW w:w="1026" w:type="pct"/>
-            <w:tcBorders>
-              <w:top w:val="single" w:sz="4" w:space="0" w:color="B7C3D0"/>
-              <w:left w:val="single" w:sz="4" w:space="0" w:color="B7C3D0"/>
-              <w:bottom w:val="single" w:sz="4" w:space="0" w:color="B7C3D0"/>
-              <w:right w:val="single" w:sz="4" w:space="0" w:color="B7C3D0"/>
-            </w:tcBorders>
-          </w:tcPr>
-          <w:p>
-            <w:pPr>
-              <w:rPr>
-                <w:rFonts w:ascii="Arial" w:hAnsi="Arial" w:cs="Arial"/>
-              </w:rPr>
-            </w:pPr>
-            <w:proofErr w:type="spellStart"/>
-            <w:r>
-              <w:rPr>
-                <w:rFonts w:ascii="Arial" w:eastAsia="Arial" w:hAnsi="Arial" w:cs="Arial"/>
-                <w:sz w:val="14"/>
-              </w:rPr>
-              <w:t>Rúbrica</w:t>
-            </w:r>
-            <w:proofErr w:type="spellEnd"/>
-            <w:r>
-              <w:rPr>
-                <w:rFonts w:ascii="Arial" w:eastAsia="Arial" w:hAnsi="Arial" w:cs="Arial"/>
-                <w:sz w:val="14"/>
-              </w:rPr>
-              <w:t xml:space="preserve"> breve</w:t>
+              <w:t>Rúbrica breve</w:t>
             </w:r>
           </w:p>
         </w:tc>
@@ -12647,7 +11497,6 @@
                 <w:rFonts w:ascii="Arial" w:hAnsi="Arial" w:cs="Arial"/>
               </w:rPr>
             </w:pPr>
-            <w:proofErr w:type="spellStart"/>
             <w:r>
               <w:rPr>
                 <w:rFonts w:ascii="Arial" w:eastAsia="Arial" w:hAnsi="Arial" w:cs="Arial"/>
@@ -12655,7 +11504,6 @@
               </w:rPr>
               <w:t>Bitácora</w:t>
             </w:r>
-            <w:proofErr w:type="spellEnd"/>
           </w:p>
         </w:tc>
       </w:tr>
@@ -12863,108 +11711,65 @@
                 <w:rFonts w:ascii="Arial" w:hAnsi="Arial" w:cs="Arial"/>
               </w:rPr>
             </w:pPr>
-            <w:proofErr w:type="spellStart"/>
             <w:r>
               <w:rPr>
                 <w:rFonts w:ascii="Arial" w:eastAsia="Arial" w:hAnsi="Arial" w:cs="Arial"/>
                 <w:sz w:val="14"/>
               </w:rPr>
-              <w:t>Computación</w:t>
-            </w:r>
-            <w:proofErr w:type="spellEnd"/>
+              <w:t>Computación física y robótica</w:t>
+            </w:r>
+          </w:p>
+        </w:tc>
+        <w:tc>
+          <w:tcPr>
+            <w:tcW w:w="1128" w:type="pct"/>
+            <w:tcBorders>
+              <w:top w:val="single" w:sz="4" w:space="0" w:color="B7C3D0"/>
+              <w:left w:val="single" w:sz="4" w:space="0" w:color="B7C3D0"/>
+              <w:bottom w:val="single" w:sz="4" w:space="0" w:color="B7C3D0"/>
+              <w:right w:val="single" w:sz="4" w:space="0" w:color="B7C3D0"/>
+            </w:tcBorders>
+          </w:tcPr>
+          <w:p>
+            <w:pPr>
+              <w:rPr>
+                <w:rFonts w:ascii="Arial" w:hAnsi="Arial" w:cs="Arial"/>
+                <w:lang w:val="es-CR"/>
+              </w:rPr>
+            </w:pPr>
             <w:r>
               <w:rPr>
                 <w:rFonts w:ascii="Arial" w:eastAsia="Arial" w:hAnsi="Arial" w:cs="Arial"/>
                 <w:sz w:val="14"/>
-              </w:rPr>
-              <w:t xml:space="preserve"> </w:t>
-            </w:r>
-            <w:proofErr w:type="spellStart"/>
+                <w:lang w:val="es-CR"/>
+              </w:rPr>
+              <w:t>Boceto, diagrama, sensor y actuador probados</w:t>
+            </w:r>
+          </w:p>
+        </w:tc>
+        <w:tc>
+          <w:tcPr>
+            <w:tcW w:w="1026" w:type="pct"/>
+            <w:tcBorders>
+              <w:top w:val="single" w:sz="4" w:space="0" w:color="B7C3D0"/>
+              <w:left w:val="single" w:sz="4" w:space="0" w:color="B7C3D0"/>
+              <w:bottom w:val="single" w:sz="4" w:space="0" w:color="B7C3D0"/>
+              <w:right w:val="single" w:sz="4" w:space="0" w:color="B7C3D0"/>
+            </w:tcBorders>
+          </w:tcPr>
+          <w:p>
+            <w:pPr>
+              <w:rPr>
+                <w:rFonts w:ascii="Arial" w:hAnsi="Arial" w:cs="Arial"/>
+              </w:rPr>
+            </w:pPr>
             <w:r>
               <w:rPr>
                 <w:rFonts w:ascii="Arial" w:eastAsia="Arial" w:hAnsi="Arial" w:cs="Arial"/>
                 <w:sz w:val="14"/>
               </w:rPr>
-              <w:t>física</w:t>
-            </w:r>
-            <w:proofErr w:type="spellEnd"/>
-            <w:r>
-              <w:rPr>
-                <w:rFonts w:ascii="Arial" w:eastAsia="Arial" w:hAnsi="Arial" w:cs="Arial"/>
-                <w:sz w:val="14"/>
-              </w:rPr>
-              <w:t xml:space="preserve"> y </w:t>
-            </w:r>
-            <w:proofErr w:type="spellStart"/>
-            <w:r>
-              <w:rPr>
-                <w:rFonts w:ascii="Arial" w:eastAsia="Arial" w:hAnsi="Arial" w:cs="Arial"/>
-                <w:sz w:val="14"/>
-              </w:rPr>
-              <w:t>robótica</w:t>
-            </w:r>
-            <w:proofErr w:type="spellEnd"/>
-          </w:p>
-        </w:tc>
-        <w:tc>
-          <w:tcPr>
-            <w:tcW w:w="1128" w:type="pct"/>
-            <w:tcBorders>
-              <w:top w:val="single" w:sz="4" w:space="0" w:color="B7C3D0"/>
-              <w:left w:val="single" w:sz="4" w:space="0" w:color="B7C3D0"/>
-              <w:bottom w:val="single" w:sz="4" w:space="0" w:color="B7C3D0"/>
-              <w:right w:val="single" w:sz="4" w:space="0" w:color="B7C3D0"/>
-            </w:tcBorders>
-          </w:tcPr>
-          <w:p>
-            <w:pPr>
-              <w:rPr>
-                <w:rFonts w:ascii="Arial" w:hAnsi="Arial" w:cs="Arial"/>
-                <w:lang w:val="es-CR"/>
-              </w:rPr>
-            </w:pPr>
-            <w:r>
-              <w:rPr>
-                <w:rFonts w:ascii="Arial" w:eastAsia="Arial" w:hAnsi="Arial" w:cs="Arial"/>
-                <w:sz w:val="14"/>
-                <w:lang w:val="es-CR"/>
-              </w:rPr>
-              <w:t>Boceto, diagrama, sensor y actuador probados</w:t>
-            </w:r>
-          </w:p>
-        </w:tc>
-        <w:tc>
-          <w:tcPr>
-            <w:tcW w:w="1026" w:type="pct"/>
-            <w:tcBorders>
-              <w:top w:val="single" w:sz="4" w:space="0" w:color="B7C3D0"/>
-              <w:left w:val="single" w:sz="4" w:space="0" w:color="B7C3D0"/>
-              <w:bottom w:val="single" w:sz="4" w:space="0" w:color="B7C3D0"/>
-              <w:right w:val="single" w:sz="4" w:space="0" w:color="B7C3D0"/>
-            </w:tcBorders>
-          </w:tcPr>
-          <w:p>
-            <w:pPr>
-              <w:rPr>
-                <w:rFonts w:ascii="Arial" w:hAnsi="Arial" w:cs="Arial"/>
-              </w:rPr>
-            </w:pPr>
-            <w:r>
-              <w:rPr>
-                <w:rFonts w:ascii="Arial" w:eastAsia="Arial" w:hAnsi="Arial" w:cs="Arial"/>
-                <w:sz w:val="14"/>
-              </w:rPr>
-              <w:t xml:space="preserve">Lista de </w:t>
-            </w:r>
-            <w:proofErr w:type="spellStart"/>
-            <w:r>
-              <w:rPr>
-                <w:rFonts w:ascii="Arial" w:eastAsia="Arial" w:hAnsi="Arial" w:cs="Arial"/>
-                <w:sz w:val="14"/>
-              </w:rPr>
-              <w:t>cotejo</w:t>
-            </w:r>
-            <w:proofErr w:type="spellEnd"/>
+              <w:t>Lista de cotejo</w:t>
+            </w:r>
           </w:p>
         </w:tc>
       </w:tr>
@@ -13068,63 +11873,13 @@
                 <w:rFonts w:ascii="Arial" w:hAnsi="Arial" w:cs="Arial"/>
               </w:rPr>
             </w:pPr>
-            <w:proofErr w:type="spellStart"/>
             <w:r>
               <w:rPr>
                 <w:rFonts w:ascii="Arial" w:eastAsia="Arial" w:hAnsi="Arial" w:cs="Arial"/>
                 <w:sz w:val="14"/>
               </w:rPr>
-              <w:t>Máquina</w:t>
-            </w:r>
-            <w:proofErr w:type="spellEnd"/>
-            <w:r>
-              <w:rPr>
-                <w:rFonts w:ascii="Arial" w:eastAsia="Arial" w:hAnsi="Arial" w:cs="Arial"/>
-                <w:sz w:val="14"/>
-              </w:rPr>
-              <w:t xml:space="preserve"> </w:t>
-            </w:r>
-            <w:proofErr w:type="spellStart"/>
-            <w:r>
-              <w:rPr>
-                <w:rFonts w:ascii="Arial" w:eastAsia="Arial" w:hAnsi="Arial" w:cs="Arial"/>
-                <w:sz w:val="14"/>
-              </w:rPr>
-              <w:t>automatizada</w:t>
-            </w:r>
-            <w:proofErr w:type="spellEnd"/>
-            <w:r>
-              <w:rPr>
-                <w:rFonts w:ascii="Arial" w:eastAsia="Arial" w:hAnsi="Arial" w:cs="Arial"/>
-                <w:sz w:val="14"/>
-              </w:rPr>
-              <w:t xml:space="preserve">, </w:t>
-            </w:r>
-            <w:proofErr w:type="spellStart"/>
-            <w:r>
-              <w:rPr>
-                <w:rFonts w:ascii="Arial" w:eastAsia="Arial" w:hAnsi="Arial" w:cs="Arial"/>
-                <w:sz w:val="14"/>
-              </w:rPr>
-              <w:t>pruebas</w:t>
-            </w:r>
-            <w:proofErr w:type="spellEnd"/>
-            <w:r>
-              <w:rPr>
-                <w:rFonts w:ascii="Arial" w:eastAsia="Arial" w:hAnsi="Arial" w:cs="Arial"/>
-                <w:sz w:val="14"/>
-              </w:rPr>
-              <w:t xml:space="preserve">, </w:t>
-            </w:r>
-            <w:proofErr w:type="spellStart"/>
-            <w:r>
-              <w:rPr>
-                <w:rFonts w:ascii="Arial" w:eastAsia="Arial" w:hAnsi="Arial" w:cs="Arial"/>
-                <w:sz w:val="14"/>
-              </w:rPr>
-              <w:t>mejoras</w:t>
-            </w:r>
-            <w:proofErr w:type="spellEnd"/>
+              <w:t>Máquina automatizada, pruebas, mejoras</w:t>
+            </w:r>
           </w:p>
         </w:tc>
         <w:tc>
@@ -13274,31 +12029,13 @@
                 <w:rFonts w:ascii="Arial" w:hAnsi="Arial" w:cs="Arial"/>
               </w:rPr>
             </w:pPr>
-            <w:proofErr w:type="spellStart"/>
             <w:r>
               <w:rPr>
                 <w:rFonts w:ascii="Arial" w:eastAsia="Arial" w:hAnsi="Arial" w:cs="Arial"/>
                 <w:sz w:val="14"/>
               </w:rPr>
-              <w:t>Rúbrica</w:t>
-            </w:r>
-            <w:proofErr w:type="spellEnd"/>
-            <w:r>
-              <w:rPr>
-                <w:rFonts w:ascii="Arial" w:eastAsia="Arial" w:hAnsi="Arial" w:cs="Arial"/>
-                <w:sz w:val="14"/>
-              </w:rPr>
-              <w:t xml:space="preserve"> final y </w:t>
-            </w:r>
-            <w:proofErr w:type="spellStart"/>
-            <w:r>
-              <w:rPr>
-                <w:rFonts w:ascii="Arial" w:eastAsia="Arial" w:hAnsi="Arial" w:cs="Arial"/>
-                <w:sz w:val="14"/>
-              </w:rPr>
-              <w:t>coevaluación</w:t>
-            </w:r>
-            <w:proofErr w:type="spellEnd"/>
+              <w:t>Rúbrica final y coevaluación</w:t>
+            </w:r>
           </w:p>
         </w:tc>
       </w:tr>
@@ -13321,21 +12058,7 @@
           <w:rFonts w:ascii="Arial" w:hAnsi="Arial" w:cs="Arial"/>
         </w:rPr>
         <w:lastRenderedPageBreak/>
-        <w:t xml:space="preserve">10. </w:t>
-      </w:r>
-      <w:proofErr w:type="gramStart"/>
-      <w:r>
-        <w:rPr>
-          <w:rFonts w:ascii="Arial" w:hAnsi="Arial" w:cs="Arial"/>
-        </w:rPr>
-        <w:t>Ticket</w:t>
-      </w:r>
-      <w:proofErr w:type="gramEnd"/>
-      <w:r>
-        <w:rPr>
-          <w:rFonts w:ascii="Arial" w:hAnsi="Arial" w:cs="Arial"/>
-        </w:rPr>
-        <w:t xml:space="preserve"> de salida semanal para 7.º</w:t>
+        <w:t>10. Ticket de salida semanal para 7.º</w:t>
       </w:r>
     </w:p>
     <w:tbl>
@@ -13843,21 +12566,12 @@
                 <w:rFonts w:ascii="Arial" w:hAnsi="Arial" w:cs="Arial"/>
               </w:rPr>
             </w:pPr>
-            <w:proofErr w:type="spellStart"/>
             <w:r>
               <w:rPr>
                 <w:rFonts w:ascii="Arial" w:eastAsia="Arial" w:hAnsi="Arial" w:cs="Arial"/>
                 <w:sz w:val="17"/>
               </w:rPr>
-              <w:t>Bitácora</w:t>
-            </w:r>
-            <w:proofErr w:type="spellEnd"/>
-            <w:r>
-              <w:rPr>
-                <w:rFonts w:ascii="Arial" w:eastAsia="Arial" w:hAnsi="Arial" w:cs="Arial"/>
-                <w:sz w:val="17"/>
-              </w:rPr>
-              <w:t xml:space="preserve"> maker</w:t>
+              <w:t>Bitácora maker</w:t>
             </w:r>
           </w:p>
         </w:tc>
@@ -14207,18 +12921,8 @@
                 <w:sz w:val="17"/>
                 <w:lang w:val="es-CR"/>
               </w:rPr>
-              <w:t xml:space="preserve">Evidencia de uso exploratorio de </w:t>
-            </w:r>
-            <w:proofErr w:type="spellStart"/>
-            <w:r>
-              <w:rPr>
-                <w:rFonts w:ascii="Arial" w:eastAsia="Arial" w:hAnsi="Arial" w:cs="Arial"/>
-                <w:sz w:val="17"/>
-                <w:lang w:val="es-CR"/>
-              </w:rPr>
-              <w:t>Sumobot</w:t>
-            </w:r>
-            <w:proofErr w:type="spellEnd"/>
+              <w:t>Evidencia de uso exploratorio de Sumobot</w:t>
+            </w:r>
           </w:p>
         </w:tc>
         <w:tc>
@@ -15877,6 +14581,7 @@
   <w:style w:type="character" w:default="1" w:styleId="Fuentedeprrafopredeter">
     <w:name w:val="Default Paragraph Font"/>
     <w:uiPriority w:val="1"/>
+    <w:semiHidden/>
     <w:unhideWhenUsed/>
   </w:style>
   <w:style w:type="table" w:default="1" w:styleId="Tablanormal">
